--- a/docs/deliverables/下午班-08组-WEMOVE-SPORTS-项目需求文档-v0.4.docx
+++ b/docs/deliverables/下午班-08组-WEMOVE-SPORTS-项目需求文档-v0.4.docx
@@ -5,9 +5,6 @@
     <w:p>
       <w:pPr>
         <w:spacing w:after="0"/>
-        <w:rPr>
-          <w:rFonts w:hint="eastAsia"/>
-        </w:rPr>
       </w:pPr>
       <w:r>
         <w:br/>
@@ -42,9 +39,6 @@
     <w:p>
       <w:pPr>
         <w:spacing w:after="480"/>
-        <w:rPr>
-          <w:rFonts w:hint="eastAsia"/>
-        </w:rPr>
       </w:pPr>
       <w:r>
         <w:rPr>
@@ -85,11 +79,6 @@
             <w:vAlign w:val="center"/>
           </w:tcPr>
           <w:p>
-            <w:pPr>
-              <w:rPr>
-                <w:rFonts w:hint="eastAsia"/>
-              </w:rPr>
-            </w:pPr>
             <w:r>
               <w:rPr>
                 <w:b/>
@@ -112,11 +101,6 @@
             <w:vAlign w:val="center"/>
           </w:tcPr>
           <w:p>
-            <w:pPr>
-              <w:rPr>
-                <w:rFonts w:hint="eastAsia"/>
-              </w:rPr>
-            </w:pPr>
             <w:r>
               <w:rPr>
                 <w:color w:val="000000"/>
@@ -148,11 +132,6 @@
             <w:vAlign w:val="center"/>
           </w:tcPr>
           <w:p>
-            <w:pPr>
-              <w:rPr>
-                <w:rFonts w:hint="eastAsia"/>
-              </w:rPr>
-            </w:pPr>
             <w:r>
               <w:rPr>
                 <w:b/>
@@ -175,11 +154,6 @@
             <w:vAlign w:val="center"/>
           </w:tcPr>
           <w:p>
-            <w:pPr>
-              <w:rPr>
-                <w:rFonts w:hint="eastAsia"/>
-              </w:rPr>
-            </w:pPr>
             <w:r>
               <w:rPr>
                 <w:color w:val="000000"/>
@@ -232,11 +206,6 @@
             <w:vAlign w:val="center"/>
           </w:tcPr>
           <w:p>
-            <w:pPr>
-              <w:rPr>
-                <w:rFonts w:hint="eastAsia"/>
-              </w:rPr>
-            </w:pPr>
             <w:r>
               <w:rPr>
                 <w:b/>
@@ -259,11 +228,6 @@
             <w:vAlign w:val="center"/>
           </w:tcPr>
           <w:p>
-            <w:pPr>
-              <w:rPr>
-                <w:rFonts w:hint="eastAsia"/>
-              </w:rPr>
-            </w:pPr>
             <w:r>
               <w:rPr>
                 <w:color w:val="000000"/>
@@ -288,11 +252,6 @@
             <w:vAlign w:val="center"/>
           </w:tcPr>
           <w:p>
-            <w:pPr>
-              <w:rPr>
-                <w:rFonts w:hint="eastAsia"/>
-              </w:rPr>
-            </w:pPr>
             <w:r>
               <w:rPr>
                 <w:b/>
@@ -315,11 +274,6 @@
             <w:vAlign w:val="center"/>
           </w:tcPr>
           <w:p>
-            <w:pPr>
-              <w:rPr>
-                <w:rFonts w:hint="eastAsia"/>
-              </w:rPr>
-            </w:pPr>
             <w:r>
               <w:rPr>
                 <w:color w:val="000000"/>
@@ -390,9 +344,6 @@
     <w:p>
       <w:pPr>
         <w:spacing w:before="600" w:after="0"/>
-        <w:rPr>
-          <w:rFonts w:hint="eastAsia"/>
-        </w:rPr>
       </w:pPr>
       <w:r>
         <w:rPr>
@@ -406,9 +357,6 @@
     <w:p>
       <w:pPr>
         <w:ind w:left="283"/>
-        <w:rPr>
-          <w:rFonts w:hint="eastAsia"/>
-        </w:rPr>
       </w:pPr>
       <w:r>
         <w:t>本文件以课程可验收范围为主线，并把长期产品愿景明确标为</w:t>
@@ -427,11 +375,6 @@
       </w:r>
     </w:p>
     <w:p>
-      <w:pPr>
-        <w:rPr>
-          <w:rFonts w:hint="eastAsia"/>
-        </w:rPr>
-      </w:pPr>
       <w:r>
         <w:br w:type="page"/>
       </w:r>
@@ -439,9 +382,6 @@
     <w:p>
       <w:pPr>
         <w:spacing w:after="240"/>
-        <w:rPr>
-          <w:rFonts w:hint="eastAsia"/>
-        </w:rPr>
       </w:pPr>
       <w:r>
         <w:rPr>
@@ -479,7 +419,7 @@
       <w:r>
         <w:fldChar w:fldCharType="separate"/>
       </w:r>
-      <w:hyperlink w:anchor="_Toc239682305" w:history="1">
+      <w:hyperlink w:anchor="_Toc239683001" w:history="1">
         <w:r>
           <w:rPr>
             <w:rStyle w:val="aff9"/>
@@ -523,7 +463,7 @@
             <w:noProof/>
             <w:webHidden/>
           </w:rPr>
-          <w:instrText>PAGEREF _Toc239682305 \h</w:instrText>
+          <w:instrText>PAGEREF _Toc239683001 \h</w:instrText>
         </w:r>
         <w:r>
           <w:rPr>
@@ -582,7 +522,7 @@
           <w14:ligatures w14:val="standardContextual"/>
         </w:rPr>
       </w:pPr>
-      <w:hyperlink w:anchor="_Toc239682306" w:history="1">
+      <w:hyperlink w:anchor="_Toc239683002" w:history="1">
         <w:r>
           <w:rPr>
             <w:rStyle w:val="aff9"/>
@@ -626,7 +566,7 @@
             <w:noProof/>
             <w:webHidden/>
           </w:rPr>
-          <w:instrText>PAGEREF _Toc239682306 \h</w:instrText>
+          <w:instrText>PAGEREF _Toc239683002 \h</w:instrText>
         </w:r>
         <w:r>
           <w:rPr>
@@ -685,7 +625,7 @@
           <w14:ligatures w14:val="standardContextual"/>
         </w:rPr>
       </w:pPr>
-      <w:hyperlink w:anchor="_Toc239682307" w:history="1">
+      <w:hyperlink w:anchor="_Toc239683003" w:history="1">
         <w:r>
           <w:rPr>
             <w:rStyle w:val="aff9"/>
@@ -729,7 +669,7 @@
             <w:noProof/>
             <w:webHidden/>
           </w:rPr>
-          <w:instrText>PAGEREF _Toc239682307 \h</w:instrText>
+          <w:instrText>PAGEREF _Toc239683003 \h</w:instrText>
         </w:r>
         <w:r>
           <w:rPr>
@@ -788,7 +728,7 @@
           <w14:ligatures w14:val="standardContextual"/>
         </w:rPr>
       </w:pPr>
-      <w:hyperlink w:anchor="_Toc239682308" w:history="1">
+      <w:hyperlink w:anchor="_Toc239683004" w:history="1">
         <w:r>
           <w:rPr>
             <w:rStyle w:val="aff9"/>
@@ -832,7 +772,7 @@
             <w:noProof/>
             <w:webHidden/>
           </w:rPr>
-          <w:instrText>PAGEREF _Toc239682308 \h</w:instrText>
+          <w:instrText>PAGEREF _Toc239683004 \h</w:instrText>
         </w:r>
         <w:r>
           <w:rPr>
@@ -891,7 +831,7 @@
           <w14:ligatures w14:val="standardContextual"/>
         </w:rPr>
       </w:pPr>
-      <w:hyperlink w:anchor="_Toc239682309" w:history="1">
+      <w:hyperlink w:anchor="_Toc239683005" w:history="1">
         <w:r>
           <w:rPr>
             <w:rStyle w:val="aff9"/>
@@ -935,7 +875,7 @@
             <w:noProof/>
             <w:webHidden/>
           </w:rPr>
-          <w:instrText>PAGEREF _Toc239682309 \h</w:instrText>
+          <w:instrText>PAGEREF _Toc239683005 \h</w:instrText>
         </w:r>
         <w:r>
           <w:rPr>
@@ -994,7 +934,7 @@
           <w14:ligatures w14:val="standardContextual"/>
         </w:rPr>
       </w:pPr>
-      <w:hyperlink w:anchor="_Toc239682310" w:history="1">
+      <w:hyperlink w:anchor="_Toc239683006" w:history="1">
         <w:r>
           <w:rPr>
             <w:rStyle w:val="aff9"/>
@@ -1038,7 +978,7 @@
             <w:noProof/>
             <w:webHidden/>
           </w:rPr>
-          <w:instrText>PAGEREF _Toc239682310 \h</w:instrText>
+          <w:instrText>PAGEREF _Toc239683006 \h</w:instrText>
         </w:r>
         <w:r>
           <w:rPr>
@@ -1097,7 +1037,7 @@
           <w14:ligatures w14:val="standardContextual"/>
         </w:rPr>
       </w:pPr>
-      <w:hyperlink w:anchor="_Toc239682311" w:history="1">
+      <w:hyperlink w:anchor="_Toc239683007" w:history="1">
         <w:r>
           <w:rPr>
             <w:rStyle w:val="aff9"/>
@@ -1141,7 +1081,7 @@
             <w:noProof/>
             <w:webHidden/>
           </w:rPr>
-          <w:instrText>PAGEREF _Toc239682311 \h</w:instrText>
+          <w:instrText>PAGEREF _Toc239683007 \h</w:instrText>
         </w:r>
         <w:r>
           <w:rPr>
@@ -1200,7 +1140,7 @@
           <w14:ligatures w14:val="standardContextual"/>
         </w:rPr>
       </w:pPr>
-      <w:hyperlink w:anchor="_Toc239682312" w:history="1">
+      <w:hyperlink w:anchor="_Toc239683008" w:history="1">
         <w:r>
           <w:rPr>
             <w:rStyle w:val="aff9"/>
@@ -1258,7 +1198,7 @@
             <w:noProof/>
             <w:webHidden/>
           </w:rPr>
-          <w:instrText>PAGEREF _Toc239682312 \h</w:instrText>
+          <w:instrText>PAGEREF _Toc239683008 \h</w:instrText>
         </w:r>
         <w:r>
           <w:rPr>
@@ -1317,7 +1257,7 @@
           <w14:ligatures w14:val="standardContextual"/>
         </w:rPr>
       </w:pPr>
-      <w:hyperlink w:anchor="_Toc239682313" w:history="1">
+      <w:hyperlink w:anchor="_Toc239683009" w:history="1">
         <w:r>
           <w:rPr>
             <w:rStyle w:val="aff9"/>
@@ -1375,7 +1315,7 @@
             <w:noProof/>
             <w:webHidden/>
           </w:rPr>
-          <w:instrText>PAGEREF _Toc239682313 \h</w:instrText>
+          <w:instrText>PAGEREF _Toc239683009 \h</w:instrText>
         </w:r>
         <w:r>
           <w:rPr>
@@ -1434,7 +1374,7 @@
           <w14:ligatures w14:val="standardContextual"/>
         </w:rPr>
       </w:pPr>
-      <w:hyperlink w:anchor="_Toc239682314" w:history="1">
+      <w:hyperlink w:anchor="_Toc239683010" w:history="1">
         <w:r>
           <w:rPr>
             <w:rStyle w:val="aff9"/>
@@ -1492,7 +1432,7 @@
             <w:noProof/>
             <w:webHidden/>
           </w:rPr>
-          <w:instrText>PAGEREF _Toc239682314 \h</w:instrText>
+          <w:instrText>PAGEREF _Toc239683010 \h</w:instrText>
         </w:r>
         <w:r>
           <w:rPr>
@@ -1551,7 +1491,7 @@
           <w14:ligatures w14:val="standardContextual"/>
         </w:rPr>
       </w:pPr>
-      <w:hyperlink w:anchor="_Toc239682315" w:history="1">
+      <w:hyperlink w:anchor="_Toc239683011" w:history="1">
         <w:r>
           <w:rPr>
             <w:rStyle w:val="aff9"/>
@@ -1609,7 +1549,7 @@
             <w:noProof/>
             <w:webHidden/>
           </w:rPr>
-          <w:instrText>PAGEREF _Toc239682315 \h</w:instrText>
+          <w:instrText>PAGEREF _Toc239683011 \h</w:instrText>
         </w:r>
         <w:r>
           <w:rPr>
@@ -1668,7 +1608,7 @@
           <w14:ligatures w14:val="standardContextual"/>
         </w:rPr>
       </w:pPr>
-      <w:hyperlink w:anchor="_Toc239682316" w:history="1">
+      <w:hyperlink w:anchor="_Toc239683012" w:history="1">
         <w:r>
           <w:rPr>
             <w:rStyle w:val="aff9"/>
@@ -1726,7 +1666,7 @@
             <w:noProof/>
             <w:webHidden/>
           </w:rPr>
-          <w:instrText>PAGEREF _Toc239682316 \h</w:instrText>
+          <w:instrText>PAGEREF _Toc239683012 \h</w:instrText>
         </w:r>
         <w:r>
           <w:rPr>
@@ -1785,7 +1725,7 @@
           <w14:ligatures w14:val="standardContextual"/>
         </w:rPr>
       </w:pPr>
-      <w:hyperlink w:anchor="_Toc239682317" w:history="1">
+      <w:hyperlink w:anchor="_Toc239683013" w:history="1">
         <w:r>
           <w:rPr>
             <w:rStyle w:val="aff9"/>
@@ -1843,7 +1783,7 @@
             <w:noProof/>
             <w:webHidden/>
           </w:rPr>
-          <w:instrText>PAGEREF _Toc239682317 \h</w:instrText>
+          <w:instrText>PAGEREF _Toc239683013 \h</w:instrText>
         </w:r>
         <w:r>
           <w:rPr>
@@ -1902,7 +1842,7 @@
           <w14:ligatures w14:val="standardContextual"/>
         </w:rPr>
       </w:pPr>
-      <w:hyperlink w:anchor="_Toc239682318" w:history="1">
+      <w:hyperlink w:anchor="_Toc239683014" w:history="1">
         <w:r>
           <w:rPr>
             <w:rStyle w:val="aff9"/>
@@ -1946,7 +1886,7 @@
             <w:noProof/>
             <w:webHidden/>
           </w:rPr>
-          <w:instrText>PAGEREF _Toc239682318 \h</w:instrText>
+          <w:instrText>PAGEREF _Toc239683014 \h</w:instrText>
         </w:r>
         <w:r>
           <w:rPr>
@@ -2005,7 +1945,7 @@
           <w14:ligatures w14:val="standardContextual"/>
         </w:rPr>
       </w:pPr>
-      <w:hyperlink w:anchor="_Toc239682319" w:history="1">
+      <w:hyperlink w:anchor="_Toc239683015" w:history="1">
         <w:r>
           <w:rPr>
             <w:rStyle w:val="aff9"/>
@@ -2049,7 +1989,7 @@
             <w:noProof/>
             <w:webHidden/>
           </w:rPr>
-          <w:instrText>PAGEREF _Toc239682319 \h</w:instrText>
+          <w:instrText>PAGEREF _Toc239683015 \h</w:instrText>
         </w:r>
         <w:r>
           <w:rPr>
@@ -2108,7 +2048,7 @@
           <w14:ligatures w14:val="standardContextual"/>
         </w:rPr>
       </w:pPr>
-      <w:hyperlink w:anchor="_Toc239682320" w:history="1">
+      <w:hyperlink w:anchor="_Toc239683016" w:history="1">
         <w:r>
           <w:rPr>
             <w:rStyle w:val="aff9"/>
@@ -2152,7 +2092,7 @@
             <w:noProof/>
             <w:webHidden/>
           </w:rPr>
-          <w:instrText>PAGEREF _Toc239682320 \h</w:instrText>
+          <w:instrText>PAGEREF _Toc239683016 \h</w:instrText>
         </w:r>
         <w:r>
           <w:rPr>
@@ -2211,7 +2151,7 @@
           <w14:ligatures w14:val="standardContextual"/>
         </w:rPr>
       </w:pPr>
-      <w:hyperlink w:anchor="_Toc239682321" w:history="1">
+      <w:hyperlink w:anchor="_Toc239683017" w:history="1">
         <w:r>
           <w:rPr>
             <w:rStyle w:val="aff9"/>
@@ -2255,7 +2195,7 @@
             <w:noProof/>
             <w:webHidden/>
           </w:rPr>
-          <w:instrText>PAGEREF _Toc239682321 \h</w:instrText>
+          <w:instrText>PAGEREF _Toc239683017 \h</w:instrText>
         </w:r>
         <w:r>
           <w:rPr>
@@ -2314,7 +2254,7 @@
           <w14:ligatures w14:val="standardContextual"/>
         </w:rPr>
       </w:pPr>
-      <w:hyperlink w:anchor="_Toc239682322" w:history="1">
+      <w:hyperlink w:anchor="_Toc239683018" w:history="1">
         <w:r>
           <w:rPr>
             <w:rStyle w:val="aff9"/>
@@ -2358,7 +2298,7 @@
             <w:noProof/>
             <w:webHidden/>
           </w:rPr>
-          <w:instrText>PAGEREF _Toc239682322 \h</w:instrText>
+          <w:instrText>PAGEREF _Toc239683018 \h</w:instrText>
         </w:r>
         <w:r>
           <w:rPr>
@@ -2417,7 +2357,7 @@
           <w14:ligatures w14:val="standardContextual"/>
         </w:rPr>
       </w:pPr>
-      <w:hyperlink w:anchor="_Toc239682323" w:history="1">
+      <w:hyperlink w:anchor="_Toc239683019" w:history="1">
         <w:r>
           <w:rPr>
             <w:rStyle w:val="aff9"/>
@@ -2475,7 +2415,7 @@
             <w:noProof/>
             <w:webHidden/>
           </w:rPr>
-          <w:instrText>PAGEREF _Toc239682323 \h</w:instrText>
+          <w:instrText>PAGEREF _Toc239683019 \h</w:instrText>
         </w:r>
         <w:r>
           <w:rPr>
@@ -2534,7 +2474,7 @@
           <w14:ligatures w14:val="standardContextual"/>
         </w:rPr>
       </w:pPr>
-      <w:hyperlink w:anchor="_Toc239682324" w:history="1">
+      <w:hyperlink w:anchor="_Toc239683020" w:history="1">
         <w:r>
           <w:rPr>
             <w:rStyle w:val="aff9"/>
@@ -2578,7 +2518,7 @@
             <w:noProof/>
             <w:webHidden/>
           </w:rPr>
-          <w:instrText>PAGEREF _Toc239682324 \h</w:instrText>
+          <w:instrText>PAGEREF _Toc239683020 \h</w:instrText>
         </w:r>
         <w:r>
           <w:rPr>
@@ -2637,7 +2577,7 @@
           <w14:ligatures w14:val="standardContextual"/>
         </w:rPr>
       </w:pPr>
-      <w:hyperlink w:anchor="_Toc239682325" w:history="1">
+      <w:hyperlink w:anchor="_Toc239683021" w:history="1">
         <w:r>
           <w:rPr>
             <w:rStyle w:val="aff9"/>
@@ -2681,7 +2621,7 @@
             <w:noProof/>
             <w:webHidden/>
           </w:rPr>
-          <w:instrText>PAGEREF _Toc239682325 \h</w:instrText>
+          <w:instrText>PAGEREF _Toc239683021 \h</w:instrText>
         </w:r>
         <w:r>
           <w:rPr>
@@ -2740,7 +2680,7 @@
           <w14:ligatures w14:val="standardContextual"/>
         </w:rPr>
       </w:pPr>
-      <w:hyperlink w:anchor="_Toc239682326" w:history="1">
+      <w:hyperlink w:anchor="_Toc239683022" w:history="1">
         <w:r>
           <w:rPr>
             <w:rStyle w:val="aff9"/>
@@ -2784,7 +2724,7 @@
             <w:noProof/>
             <w:webHidden/>
           </w:rPr>
-          <w:instrText>PAGEREF _Toc239682326 \h</w:instrText>
+          <w:instrText>PAGEREF _Toc239683022 \h</w:instrText>
         </w:r>
         <w:r>
           <w:rPr>
@@ -2827,21 +2767,11 @@
       </w:hyperlink>
     </w:p>
     <w:p>
-      <w:pPr>
-        <w:rPr>
-          <w:rFonts w:hint="eastAsia"/>
-        </w:rPr>
-      </w:pPr>
       <w:r>
         <w:fldChar w:fldCharType="end"/>
       </w:r>
     </w:p>
     <w:p>
-      <w:pPr>
-        <w:rPr>
-          <w:rFonts w:hint="eastAsia"/>
-        </w:rPr>
-      </w:pPr>
       <w:r>
         <w:br w:type="page"/>
       </w:r>
@@ -2850,7 +2780,7 @@
       <w:pPr>
         <w:pStyle w:val="21"/>
       </w:pPr>
-      <w:bookmarkStart w:id="0" w:name="_Toc239682305"/>
+      <w:bookmarkStart w:id="0" w:name="_Toc239683001"/>
       <w:r>
         <w:lastRenderedPageBreak/>
         <w:t xml:space="preserve">1. </w:t>
@@ -2864,7 +2794,7 @@
       <w:pPr>
         <w:pStyle w:val="31"/>
       </w:pPr>
-      <w:bookmarkStart w:id="1" w:name="_Toc239682306"/>
+      <w:bookmarkStart w:id="1" w:name="_Toc239683002"/>
       <w:r>
         <w:t xml:space="preserve">1.1 </w:t>
       </w:r>
@@ -2907,9 +2837,6 @@
             <w:pPr>
               <w:keepNext/>
               <w:spacing w:before="30" w:after="30"/>
-              <w:rPr>
-                <w:rFonts w:hint="eastAsia"/>
-              </w:rPr>
             </w:pPr>
             <w:r>
               <w:rPr>
@@ -2937,9 +2864,6 @@
             <w:pPr>
               <w:keepNext/>
               <w:spacing w:before="30" w:after="30"/>
-              <w:rPr>
-                <w:rFonts w:hint="eastAsia"/>
-              </w:rPr>
             </w:pPr>
             <w:r>
               <w:rPr>
@@ -2967,9 +2891,6 @@
             <w:pPr>
               <w:keepNext/>
               <w:spacing w:before="30" w:after="30"/>
-              <w:rPr>
-                <w:rFonts w:hint="eastAsia"/>
-              </w:rPr>
             </w:pPr>
             <w:r>
               <w:rPr>
@@ -3001,9 +2922,6 @@
           <w:p>
             <w:pPr>
               <w:spacing w:before="30" w:after="30"/>
-              <w:rPr>
-                <w:rFonts w:hint="eastAsia"/>
-              </w:rPr>
             </w:pPr>
             <w:r>
               <w:rPr>
@@ -3027,9 +2945,6 @@
           <w:p>
             <w:pPr>
               <w:spacing w:before="30" w:after="30"/>
-              <w:rPr>
-                <w:rFonts w:hint="eastAsia"/>
-              </w:rPr>
             </w:pPr>
             <w:r>
               <w:rPr>
@@ -3053,9 +2968,6 @@
           <w:p>
             <w:pPr>
               <w:spacing w:before="30" w:after="30"/>
-              <w:rPr>
-                <w:rFonts w:hint="eastAsia"/>
-              </w:rPr>
             </w:pPr>
             <w:r>
               <w:rPr>
@@ -3134,9 +3046,6 @@
           <w:p>
             <w:pPr>
               <w:spacing w:before="30" w:after="30"/>
-              <w:rPr>
-                <w:rFonts w:hint="eastAsia"/>
-              </w:rPr>
             </w:pPr>
             <w:r>
               <w:rPr>
@@ -3161,9 +3070,6 @@
           <w:p>
             <w:pPr>
               <w:spacing w:before="30" w:after="30"/>
-              <w:rPr>
-                <w:rFonts w:hint="eastAsia"/>
-              </w:rPr>
             </w:pPr>
             <w:r>
               <w:rPr>
@@ -3188,9 +3094,6 @@
           <w:p>
             <w:pPr>
               <w:spacing w:before="30" w:after="30"/>
-              <w:rPr>
-                <w:rFonts w:hint="eastAsia"/>
-              </w:rPr>
             </w:pPr>
             <w:r>
               <w:rPr>
@@ -3232,9 +3135,6 @@
           <w:p>
             <w:pPr>
               <w:spacing w:before="30" w:after="30"/>
-              <w:rPr>
-                <w:rFonts w:hint="eastAsia"/>
-              </w:rPr>
             </w:pPr>
             <w:r>
               <w:rPr>
@@ -3258,9 +3158,6 @@
           <w:p>
             <w:pPr>
               <w:spacing w:before="30" w:after="30"/>
-              <w:rPr>
-                <w:rFonts w:hint="eastAsia"/>
-              </w:rPr>
             </w:pPr>
             <w:r>
               <w:rPr>
@@ -3284,9 +3181,6 @@
           <w:p>
             <w:pPr>
               <w:spacing w:before="30" w:after="30"/>
-              <w:rPr>
-                <w:rFonts w:hint="eastAsia"/>
-              </w:rPr>
             </w:pPr>
             <w:r>
               <w:rPr>
@@ -3329,9 +3223,6 @@
           <w:p>
             <w:pPr>
               <w:spacing w:before="30" w:after="30"/>
-              <w:rPr>
-                <w:rFonts w:hint="eastAsia"/>
-              </w:rPr>
             </w:pPr>
             <w:r>
               <w:rPr>
@@ -3356,9 +3247,6 @@
           <w:p>
             <w:pPr>
               <w:spacing w:before="30" w:after="30"/>
-              <w:rPr>
-                <w:rFonts w:hint="eastAsia"/>
-              </w:rPr>
             </w:pPr>
             <w:r>
               <w:rPr>
@@ -3383,9 +3271,6 @@
           <w:p>
             <w:pPr>
               <w:spacing w:before="30" w:after="30"/>
-              <w:rPr>
-                <w:rFonts w:hint="eastAsia"/>
-              </w:rPr>
             </w:pPr>
             <w:r>
               <w:rPr>
@@ -3445,9 +3330,6 @@
           <w:p>
             <w:pPr>
               <w:spacing w:before="30" w:after="30"/>
-              <w:rPr>
-                <w:rFonts w:hint="eastAsia"/>
-              </w:rPr>
             </w:pPr>
             <w:r>
               <w:rPr>
@@ -3471,9 +3353,6 @@
           <w:p>
             <w:pPr>
               <w:spacing w:before="30" w:after="30"/>
-              <w:rPr>
-                <w:rFonts w:hint="eastAsia"/>
-              </w:rPr>
             </w:pPr>
             <w:r>
               <w:rPr>
@@ -3497,9 +3376,6 @@
           <w:p>
             <w:pPr>
               <w:spacing w:before="30" w:after="30"/>
-              <w:rPr>
-                <w:rFonts w:hint="eastAsia"/>
-              </w:rPr>
             </w:pPr>
             <w:r>
               <w:rPr>
@@ -3520,16 +3396,13 @@
     <w:p>
       <w:pPr>
         <w:spacing w:after="20"/>
-        <w:rPr>
-          <w:rFonts w:hint="eastAsia"/>
-        </w:rPr>
       </w:pPr>
     </w:p>
     <w:p>
       <w:pPr>
         <w:pStyle w:val="31"/>
       </w:pPr>
-      <w:bookmarkStart w:id="2" w:name="_Toc239682307"/>
+      <w:bookmarkStart w:id="2" w:name="_Toc239683003"/>
       <w:r>
         <w:t xml:space="preserve">1.2 </w:t>
       </w:r>
@@ -3541,9 +3414,6 @@
     <w:p>
       <w:pPr>
         <w:ind w:firstLine="420"/>
-        <w:rPr>
-          <w:rFonts w:hint="eastAsia"/>
-        </w:rPr>
       </w:pPr>
       <w:r>
         <w:t>本文件综合《软件开发实践</w:t>
@@ -3564,9 +3434,6 @@
     <w:p>
       <w:pPr>
         <w:ind w:firstLine="420"/>
-        <w:rPr>
-          <w:rFonts w:hint="eastAsia"/>
-        </w:rPr>
       </w:pPr>
       <w:r>
         <w:t>现网站</w:t>
@@ -3630,7 +3497,7 @@
       <w:pPr>
         <w:pStyle w:val="21"/>
       </w:pPr>
-      <w:bookmarkStart w:id="3" w:name="_Toc239682308"/>
+      <w:bookmarkStart w:id="3" w:name="_Toc239683004"/>
       <w:r>
         <w:t xml:space="preserve">2. </w:t>
       </w:r>
@@ -3642,9 +3509,6 @@
     <w:p>
       <w:pPr>
         <w:ind w:firstLine="420"/>
-        <w:rPr>
-          <w:rFonts w:hint="eastAsia"/>
-        </w:rPr>
       </w:pPr>
       <w:r>
         <w:t>将现有展示型网站重构为一个可持续运营、移动端友好、可扩展的运动游戏玩具平台。系统采用单仓多应用架构，逐步提供四类入口：公共品牌官网、注册用户中心、经销商门户和运营管理后台。</w:t>
@@ -3653,9 +3517,6 @@
     <w:p>
       <w:pPr>
         <w:ind w:firstLine="420"/>
-        <w:rPr>
-          <w:rFonts w:hint="eastAsia"/>
-        </w:rPr>
       </w:pPr>
       <w:r>
         <w:t>本期课程验收目标：</w:t>
@@ -3664,9 +3525,6 @@
     <w:p>
       <w:pPr>
         <w:ind w:left="369" w:hanging="170"/>
-        <w:rPr>
-          <w:rFonts w:hint="eastAsia"/>
-        </w:rPr>
       </w:pPr>
       <w:r>
         <w:t xml:space="preserve">1.  </w:t>
@@ -3684,9 +3542,6 @@
     <w:p>
       <w:pPr>
         <w:ind w:left="369" w:hanging="170"/>
-        <w:rPr>
-          <w:rFonts w:hint="eastAsia"/>
-        </w:rPr>
       </w:pPr>
       <w:r>
         <w:t xml:space="preserve">2.  </w:t>
@@ -3728,9 +3583,6 @@
     <w:p>
       <w:pPr>
         <w:ind w:left="369" w:hanging="170"/>
-        <w:rPr>
-          <w:rFonts w:hint="eastAsia"/>
-        </w:rPr>
       </w:pPr>
       <w:r>
         <w:t xml:space="preserve">3.  </w:t>
@@ -3748,9 +3600,6 @@
     <w:p>
       <w:pPr>
         <w:ind w:left="369" w:hanging="170"/>
-        <w:rPr>
-          <w:rFonts w:hint="eastAsia"/>
-        </w:rPr>
       </w:pPr>
       <w:r>
         <w:t xml:space="preserve">4.  </w:t>
@@ -3763,7 +3612,7 @@
       <w:pPr>
         <w:pStyle w:val="21"/>
       </w:pPr>
-      <w:bookmarkStart w:id="4" w:name="_Toc239682309"/>
+      <w:bookmarkStart w:id="4" w:name="_Toc239683005"/>
       <w:r>
         <w:lastRenderedPageBreak/>
         <w:t xml:space="preserve">3. </w:t>
@@ -3776,9 +3625,6 @@
     <w:p>
       <w:pPr>
         <w:ind w:firstLine="420"/>
-        <w:rPr>
-          <w:rFonts w:hint="eastAsia"/>
-        </w:rPr>
       </w:pPr>
       <w:r>
         <w:t>优先级定义：</w:t>
@@ -3842,9 +3688,6 @@
             <w:pPr>
               <w:keepNext/>
               <w:spacing w:before="30" w:after="30"/>
-              <w:rPr>
-                <w:rFonts w:hint="eastAsia"/>
-              </w:rPr>
             </w:pPr>
             <w:r>
               <w:rPr>
@@ -3872,9 +3715,6 @@
             <w:pPr>
               <w:keepNext/>
               <w:spacing w:before="30" w:after="30"/>
-              <w:rPr>
-                <w:rFonts w:hint="eastAsia"/>
-              </w:rPr>
             </w:pPr>
             <w:r>
               <w:rPr>
@@ -3902,9 +3742,6 @@
             <w:pPr>
               <w:keepNext/>
               <w:spacing w:before="30" w:after="30"/>
-              <w:rPr>
-                <w:rFonts w:hint="eastAsia"/>
-              </w:rPr>
             </w:pPr>
             <w:r>
               <w:rPr>
@@ -3936,9 +3773,6 @@
           <w:p>
             <w:pPr>
               <w:spacing w:before="30" w:after="30"/>
-              <w:rPr>
-                <w:rFonts w:hint="eastAsia"/>
-              </w:rPr>
             </w:pPr>
             <w:r>
               <w:rPr>
@@ -3986,9 +3820,6 @@
           <w:p>
             <w:pPr>
               <w:spacing w:before="30" w:after="30"/>
-              <w:rPr>
-                <w:rFonts w:hint="eastAsia"/>
-              </w:rPr>
             </w:pPr>
             <w:r>
               <w:rPr>
@@ -4012,9 +3843,6 @@
           <w:p>
             <w:pPr>
               <w:spacing w:before="30" w:after="30"/>
-              <w:rPr>
-                <w:rFonts w:hint="eastAsia"/>
-              </w:rPr>
             </w:pPr>
             <w:r>
               <w:rPr>
@@ -4045,9 +3873,6 @@
           <w:p>
             <w:pPr>
               <w:spacing w:before="30" w:after="30"/>
-              <w:rPr>
-                <w:rFonts w:hint="eastAsia"/>
-              </w:rPr>
             </w:pPr>
             <w:r>
               <w:rPr>
@@ -4072,9 +3897,6 @@
           <w:p>
             <w:pPr>
               <w:spacing w:before="30" w:after="30"/>
-              <w:rPr>
-                <w:rFonts w:hint="eastAsia"/>
-              </w:rPr>
             </w:pPr>
             <w:r>
               <w:rPr>
@@ -4099,9 +3921,6 @@
           <w:p>
             <w:pPr>
               <w:spacing w:before="30" w:after="30"/>
-              <w:rPr>
-                <w:rFonts w:hint="eastAsia"/>
-              </w:rPr>
             </w:pPr>
             <w:r>
               <w:rPr>
@@ -4131,9 +3950,6 @@
           <w:p>
             <w:pPr>
               <w:spacing w:before="30" w:after="30"/>
-              <w:rPr>
-                <w:rFonts w:hint="eastAsia"/>
-              </w:rPr>
             </w:pPr>
             <w:r>
               <w:rPr>
@@ -4157,9 +3973,6 @@
           <w:p>
             <w:pPr>
               <w:spacing w:before="30" w:after="30"/>
-              <w:rPr>
-                <w:rFonts w:hint="eastAsia"/>
-              </w:rPr>
             </w:pPr>
             <w:r>
               <w:rPr>
@@ -4183,9 +3996,6 @@
           <w:p>
             <w:pPr>
               <w:spacing w:before="30" w:after="30"/>
-              <w:rPr>
-                <w:rFonts w:hint="eastAsia"/>
-              </w:rPr>
             </w:pPr>
             <w:r>
               <w:rPr>
@@ -4240,9 +4050,6 @@
           <w:p>
             <w:pPr>
               <w:spacing w:before="30" w:after="30"/>
-              <w:rPr>
-                <w:rFonts w:hint="eastAsia"/>
-              </w:rPr>
             </w:pPr>
             <w:r>
               <w:rPr>
@@ -4303,9 +4110,6 @@
           <w:p>
             <w:pPr>
               <w:spacing w:before="30" w:after="30"/>
-              <w:rPr>
-                <w:rFonts w:hint="eastAsia"/>
-              </w:rPr>
             </w:pPr>
             <w:r>
               <w:rPr>
@@ -4330,9 +4134,6 @@
           <w:p>
             <w:pPr>
               <w:spacing w:before="30" w:after="30"/>
-              <w:rPr>
-                <w:rFonts w:hint="eastAsia"/>
-              </w:rPr>
             </w:pPr>
             <w:r>
               <w:rPr>
@@ -4362,9 +4163,6 @@
           <w:p>
             <w:pPr>
               <w:spacing w:before="30" w:after="30"/>
-              <w:rPr>
-                <w:rFonts w:hint="eastAsia"/>
-              </w:rPr>
             </w:pPr>
             <w:r>
               <w:rPr>
@@ -4394,9 +4192,6 @@
           <w:p>
             <w:pPr>
               <w:spacing w:before="30" w:after="30"/>
-              <w:rPr>
-                <w:rFonts w:hint="eastAsia"/>
-              </w:rPr>
             </w:pPr>
             <w:r>
               <w:rPr>
@@ -4420,9 +4215,6 @@
           <w:p>
             <w:pPr>
               <w:spacing w:before="30" w:after="30"/>
-              <w:rPr>
-                <w:rFonts w:hint="eastAsia"/>
-              </w:rPr>
             </w:pPr>
             <w:r>
               <w:rPr>
@@ -4453,9 +4245,6 @@
           <w:p>
             <w:pPr>
               <w:spacing w:before="30" w:after="30"/>
-              <w:rPr>
-                <w:rFonts w:hint="eastAsia"/>
-              </w:rPr>
             </w:pPr>
             <w:r>
               <w:rPr>
@@ -4498,9 +4287,6 @@
           <w:p>
             <w:pPr>
               <w:spacing w:before="30" w:after="30"/>
-              <w:rPr>
-                <w:rFonts w:hint="eastAsia"/>
-              </w:rPr>
             </w:pPr>
             <w:r>
               <w:rPr>
@@ -4525,9 +4311,6 @@
           <w:p>
             <w:pPr>
               <w:spacing w:before="30" w:after="30"/>
-              <w:rPr>
-                <w:rFonts w:hint="eastAsia"/>
-              </w:rPr>
             </w:pPr>
             <w:r>
               <w:rPr>
@@ -4557,9 +4340,6 @@
           <w:p>
             <w:pPr>
               <w:spacing w:before="30" w:after="30"/>
-              <w:rPr>
-                <w:rFonts w:hint="eastAsia"/>
-              </w:rPr>
             </w:pPr>
             <w:r>
               <w:rPr>
@@ -4595,9 +4375,6 @@
           <w:p>
             <w:pPr>
               <w:spacing w:before="30" w:after="30"/>
-              <w:rPr>
-                <w:rFonts w:hint="eastAsia"/>
-              </w:rPr>
             </w:pPr>
             <w:r>
               <w:rPr>
@@ -4621,9 +4398,6 @@
           <w:p>
             <w:pPr>
               <w:spacing w:before="30" w:after="30"/>
-              <w:rPr>
-                <w:rFonts w:hint="eastAsia"/>
-              </w:rPr>
             </w:pPr>
             <w:r>
               <w:rPr>
@@ -4654,9 +4428,6 @@
           <w:p>
             <w:pPr>
               <w:spacing w:before="30" w:after="30"/>
-              <w:rPr>
-                <w:rFonts w:hint="eastAsia"/>
-              </w:rPr>
             </w:pPr>
             <w:r>
               <w:rPr>
@@ -4717,9 +4488,6 @@
           <w:p>
             <w:pPr>
               <w:spacing w:before="30" w:after="30"/>
-              <w:rPr>
-                <w:rFonts w:hint="eastAsia"/>
-              </w:rPr>
             </w:pPr>
             <w:r>
               <w:rPr>
@@ -4744,9 +4512,6 @@
           <w:p>
             <w:pPr>
               <w:spacing w:before="30" w:after="30"/>
-              <w:rPr>
-                <w:rFonts w:hint="eastAsia"/>
-              </w:rPr>
             </w:pPr>
             <w:r>
               <w:rPr>
@@ -4761,17 +4526,11 @@
     <w:p>
       <w:pPr>
         <w:spacing w:after="20"/>
-        <w:rPr>
-          <w:rFonts w:hint="eastAsia"/>
-        </w:rPr>
       </w:pPr>
     </w:p>
     <w:p>
       <w:pPr>
         <w:ind w:firstLine="420"/>
-        <w:rPr>
-          <w:rFonts w:hint="eastAsia"/>
-        </w:rPr>
       </w:pPr>
       <w:r>
         <w:t>明确不在本期范围：儿童账户、面向儿童收集个人信息、真实支付结算、真实客户数据导入、生产域名切换和第三方</w:t>
@@ -4787,7 +4546,7 @@
       <w:pPr>
         <w:pStyle w:val="21"/>
       </w:pPr>
-      <w:bookmarkStart w:id="5" w:name="_Toc239682310"/>
+      <w:bookmarkStart w:id="5" w:name="_Toc239683006"/>
       <w:r>
         <w:t xml:space="preserve">4. </w:t>
       </w:r>
@@ -4830,9 +4589,6 @@
             <w:pPr>
               <w:keepNext/>
               <w:spacing w:before="30" w:after="30"/>
-              <w:rPr>
-                <w:rFonts w:hint="eastAsia"/>
-              </w:rPr>
             </w:pPr>
             <w:r>
               <w:rPr>
@@ -4860,9 +4616,6 @@
             <w:pPr>
               <w:keepNext/>
               <w:spacing w:before="30" w:after="30"/>
-              <w:rPr>
-                <w:rFonts w:hint="eastAsia"/>
-              </w:rPr>
             </w:pPr>
             <w:r>
               <w:rPr>
@@ -4890,9 +4643,6 @@
             <w:pPr>
               <w:keepNext/>
               <w:spacing w:before="30" w:after="30"/>
-              <w:rPr>
-                <w:rFonts w:hint="eastAsia"/>
-              </w:rPr>
             </w:pPr>
             <w:r>
               <w:rPr>
@@ -4924,9 +4674,6 @@
           <w:p>
             <w:pPr>
               <w:spacing w:before="30" w:after="30"/>
-              <w:rPr>
-                <w:rFonts w:hint="eastAsia"/>
-              </w:rPr>
             </w:pPr>
             <w:r>
               <w:rPr>
@@ -4950,9 +4697,6 @@
           <w:p>
             <w:pPr>
               <w:spacing w:before="30" w:after="30"/>
-              <w:rPr>
-                <w:rFonts w:hint="eastAsia"/>
-              </w:rPr>
             </w:pPr>
             <w:r>
               <w:rPr>
@@ -4988,9 +4732,6 @@
           <w:p>
             <w:pPr>
               <w:spacing w:before="30" w:after="30"/>
-              <w:rPr>
-                <w:rFonts w:hint="eastAsia"/>
-              </w:rPr>
             </w:pPr>
             <w:r>
               <w:rPr>
@@ -5021,9 +4762,6 @@
           <w:p>
             <w:pPr>
               <w:spacing w:before="30" w:after="30"/>
-              <w:rPr>
-                <w:rFonts w:hint="eastAsia"/>
-              </w:rPr>
             </w:pPr>
             <w:r>
               <w:rPr>
@@ -5048,9 +4786,6 @@
           <w:p>
             <w:pPr>
               <w:spacing w:before="30" w:after="30"/>
-              <w:rPr>
-                <w:rFonts w:hint="eastAsia"/>
-              </w:rPr>
             </w:pPr>
             <w:r>
               <w:rPr>
@@ -5075,9 +4810,6 @@
           <w:p>
             <w:pPr>
               <w:spacing w:before="30" w:after="30"/>
-              <w:rPr>
-                <w:rFonts w:hint="eastAsia"/>
-              </w:rPr>
             </w:pPr>
             <w:r>
               <w:rPr>
@@ -5107,9 +4839,6 @@
           <w:p>
             <w:pPr>
               <w:spacing w:before="30" w:after="30"/>
-              <w:rPr>
-                <w:rFonts w:hint="eastAsia"/>
-              </w:rPr>
             </w:pPr>
             <w:r>
               <w:rPr>
@@ -5133,9 +4862,6 @@
           <w:p>
             <w:pPr>
               <w:spacing w:before="30" w:after="30"/>
-              <w:rPr>
-                <w:rFonts w:hint="eastAsia"/>
-              </w:rPr>
             </w:pPr>
             <w:r>
               <w:rPr>
@@ -5171,9 +4897,6 @@
           <w:p>
             <w:pPr>
               <w:spacing w:before="30" w:after="30"/>
-              <w:rPr>
-                <w:rFonts w:hint="eastAsia"/>
-              </w:rPr>
             </w:pPr>
             <w:r>
               <w:rPr>
@@ -5210,9 +4933,6 @@
           <w:p>
             <w:pPr>
               <w:spacing w:before="30" w:after="30"/>
-              <w:rPr>
-                <w:rFonts w:hint="eastAsia"/>
-              </w:rPr>
             </w:pPr>
             <w:r>
               <w:rPr>
@@ -5237,9 +4957,6 @@
           <w:p>
             <w:pPr>
               <w:spacing w:before="30" w:after="30"/>
-              <w:rPr>
-                <w:rFonts w:hint="eastAsia"/>
-              </w:rPr>
             </w:pPr>
             <w:r>
               <w:rPr>
@@ -5264,9 +4981,6 @@
           <w:p>
             <w:pPr>
               <w:spacing w:before="30" w:after="30"/>
-              <w:rPr>
-                <w:rFonts w:hint="eastAsia"/>
-              </w:rPr>
             </w:pPr>
             <w:r>
               <w:rPr>
@@ -5308,9 +5022,6 @@
           <w:p>
             <w:pPr>
               <w:spacing w:before="30" w:after="30"/>
-              <w:rPr>
-                <w:rFonts w:hint="eastAsia"/>
-              </w:rPr>
             </w:pPr>
             <w:r>
               <w:rPr>
@@ -5334,9 +5045,6 @@
           <w:p>
             <w:pPr>
               <w:spacing w:before="30" w:after="30"/>
-              <w:rPr>
-                <w:rFonts w:hint="eastAsia"/>
-              </w:rPr>
             </w:pPr>
             <w:r>
               <w:rPr>
@@ -5360,9 +5068,6 @@
           <w:p>
             <w:pPr>
               <w:spacing w:before="30" w:after="30"/>
-              <w:rPr>
-                <w:rFonts w:hint="eastAsia"/>
-              </w:rPr>
             </w:pPr>
             <w:r>
               <w:rPr>
@@ -5389,17 +5094,11 @@
     <w:p>
       <w:pPr>
         <w:spacing w:after="20"/>
-        <w:rPr>
-          <w:rFonts w:hint="eastAsia"/>
-        </w:rPr>
       </w:pPr>
     </w:p>
     <w:p>
       <w:pPr>
         <w:ind w:firstLine="420"/>
-        <w:rPr>
-          <w:rFonts w:hint="eastAsia"/>
-        </w:rPr>
       </w:pPr>
       <w:r>
         <w:lastRenderedPageBreak/>
@@ -5422,7 +5121,7 @@
       <w:pPr>
         <w:pStyle w:val="21"/>
       </w:pPr>
-      <w:bookmarkStart w:id="6" w:name="_Toc239682311"/>
+      <w:bookmarkStart w:id="6" w:name="_Toc239683007"/>
       <w:r>
         <w:t xml:space="preserve">5. </w:t>
       </w:r>
@@ -5435,7 +5134,7 @@
       <w:pPr>
         <w:pStyle w:val="31"/>
       </w:pPr>
-      <w:bookmarkStart w:id="7" w:name="_Toc239682312"/>
+      <w:bookmarkStart w:id="7" w:name="_Toc239683008"/>
       <w:r>
         <w:t xml:space="preserve">5.1 </w:t>
       </w:r>
@@ -5485,9 +5184,6 @@
             <w:pPr>
               <w:keepNext/>
               <w:spacing w:before="30" w:after="30"/>
-              <w:rPr>
-                <w:rFonts w:hint="eastAsia"/>
-              </w:rPr>
             </w:pPr>
             <w:r>
               <w:rPr>
@@ -5515,9 +5211,6 @@
             <w:pPr>
               <w:keepNext/>
               <w:spacing w:before="30" w:after="30"/>
-              <w:rPr>
-                <w:rFonts w:hint="eastAsia"/>
-              </w:rPr>
             </w:pPr>
             <w:r>
               <w:rPr>
@@ -5545,9 +5238,6 @@
             <w:pPr>
               <w:keepNext/>
               <w:spacing w:before="30" w:after="30"/>
-              <w:rPr>
-                <w:rFonts w:hint="eastAsia"/>
-              </w:rPr>
             </w:pPr>
             <w:r>
               <w:rPr>
@@ -5575,9 +5265,6 @@
             <w:pPr>
               <w:keepNext/>
               <w:spacing w:before="30" w:after="30"/>
-              <w:rPr>
-                <w:rFonts w:hint="eastAsia"/>
-              </w:rPr>
             </w:pPr>
             <w:r>
               <w:rPr>
@@ -5609,9 +5296,6 @@
           <w:p>
             <w:pPr>
               <w:spacing w:before="30" w:after="30"/>
-              <w:rPr>
-                <w:rFonts w:hint="eastAsia"/>
-              </w:rPr>
             </w:pPr>
             <w:r>
               <w:rPr>
@@ -5635,9 +5319,6 @@
           <w:p>
             <w:pPr>
               <w:spacing w:before="30" w:after="30"/>
-              <w:rPr>
-                <w:rFonts w:hint="eastAsia"/>
-              </w:rPr>
             </w:pPr>
             <w:r>
               <w:rPr>
@@ -5661,9 +5342,6 @@
           <w:p>
             <w:pPr>
               <w:spacing w:before="30" w:after="30"/>
-              <w:rPr>
-                <w:rFonts w:hint="eastAsia"/>
-              </w:rPr>
             </w:pPr>
             <w:r>
               <w:rPr>
@@ -5687,9 +5365,6 @@
           <w:p>
             <w:pPr>
               <w:spacing w:before="30" w:after="30"/>
-              <w:rPr>
-                <w:rFonts w:hint="eastAsia"/>
-              </w:rPr>
             </w:pPr>
             <w:r>
               <w:rPr>
@@ -5732,9 +5407,6 @@
           <w:p>
             <w:pPr>
               <w:spacing w:before="30" w:after="30"/>
-              <w:rPr>
-                <w:rFonts w:hint="eastAsia"/>
-              </w:rPr>
             </w:pPr>
             <w:r>
               <w:rPr>
@@ -5759,9 +5431,6 @@
           <w:p>
             <w:pPr>
               <w:spacing w:before="30" w:after="30"/>
-              <w:rPr>
-                <w:rFonts w:hint="eastAsia"/>
-              </w:rPr>
             </w:pPr>
             <w:r>
               <w:rPr>
@@ -5786,9 +5455,6 @@
           <w:p>
             <w:pPr>
               <w:spacing w:before="30" w:after="30"/>
-              <w:rPr>
-                <w:rFonts w:hint="eastAsia"/>
-              </w:rPr>
             </w:pPr>
             <w:r>
               <w:rPr>
@@ -5813,9 +5479,6 @@
           <w:p>
             <w:pPr>
               <w:spacing w:before="30" w:after="30"/>
-              <w:rPr>
-                <w:rFonts w:hint="eastAsia"/>
-              </w:rPr>
             </w:pPr>
             <w:r>
               <w:rPr>
@@ -5851,9 +5514,6 @@
           <w:p>
             <w:pPr>
               <w:spacing w:before="30" w:after="30"/>
-              <w:rPr>
-                <w:rFonts w:hint="eastAsia"/>
-              </w:rPr>
             </w:pPr>
             <w:r>
               <w:rPr>
@@ -5877,9 +5537,6 @@
           <w:p>
             <w:pPr>
               <w:spacing w:before="30" w:after="30"/>
-              <w:rPr>
-                <w:rFonts w:hint="eastAsia"/>
-              </w:rPr>
             </w:pPr>
             <w:r>
               <w:rPr>
@@ -5903,9 +5560,6 @@
           <w:p>
             <w:pPr>
               <w:spacing w:before="30" w:after="30"/>
-              <w:rPr>
-                <w:rFonts w:hint="eastAsia"/>
-              </w:rPr>
             </w:pPr>
             <w:r>
               <w:rPr>
@@ -5929,9 +5583,6 @@
           <w:p>
             <w:pPr>
               <w:spacing w:before="30" w:after="30"/>
-              <w:rPr>
-                <w:rFonts w:hint="eastAsia"/>
-              </w:rPr>
             </w:pPr>
             <w:r>
               <w:rPr>
@@ -5986,9 +5637,6 @@
           <w:p>
             <w:pPr>
               <w:spacing w:before="30" w:after="30"/>
-              <w:rPr>
-                <w:rFonts w:hint="eastAsia"/>
-              </w:rPr>
             </w:pPr>
             <w:r>
               <w:rPr>
@@ -6013,9 +5661,6 @@
           <w:p>
             <w:pPr>
               <w:spacing w:before="30" w:after="30"/>
-              <w:rPr>
-                <w:rFonts w:hint="eastAsia"/>
-              </w:rPr>
             </w:pPr>
             <w:r>
               <w:rPr>
@@ -6040,9 +5685,6 @@
           <w:p>
             <w:pPr>
               <w:spacing w:before="30" w:after="30"/>
-              <w:rPr>
-                <w:rFonts w:hint="eastAsia"/>
-              </w:rPr>
             </w:pPr>
             <w:r>
               <w:rPr>
@@ -6067,9 +5709,6 @@
           <w:p>
             <w:pPr>
               <w:spacing w:before="30" w:after="30"/>
-              <w:rPr>
-                <w:rFonts w:hint="eastAsia"/>
-              </w:rPr>
             </w:pPr>
             <w:r>
               <w:rPr>
@@ -6111,9 +5750,6 @@
           <w:p>
             <w:pPr>
               <w:spacing w:before="30" w:after="30"/>
-              <w:rPr>
-                <w:rFonts w:hint="eastAsia"/>
-              </w:rPr>
             </w:pPr>
             <w:r>
               <w:rPr>
@@ -6137,9 +5773,6 @@
           <w:p>
             <w:pPr>
               <w:spacing w:before="30" w:after="30"/>
-              <w:rPr>
-                <w:rFonts w:hint="eastAsia"/>
-              </w:rPr>
             </w:pPr>
             <w:r>
               <w:rPr>
@@ -6163,9 +5796,6 @@
           <w:p>
             <w:pPr>
               <w:spacing w:before="30" w:after="30"/>
-              <w:rPr>
-                <w:rFonts w:hint="eastAsia"/>
-              </w:rPr>
             </w:pPr>
             <w:r>
               <w:rPr>
@@ -6201,9 +5831,6 @@
           <w:p>
             <w:pPr>
               <w:spacing w:before="30" w:after="30"/>
-              <w:rPr>
-                <w:rFonts w:hint="eastAsia"/>
-              </w:rPr>
             </w:pPr>
             <w:r>
               <w:rPr>
@@ -6230,16 +5857,13 @@
     <w:p>
       <w:pPr>
         <w:spacing w:after="20"/>
-        <w:rPr>
-          <w:rFonts w:hint="eastAsia"/>
-        </w:rPr>
       </w:pPr>
     </w:p>
     <w:p>
       <w:pPr>
         <w:pStyle w:val="31"/>
       </w:pPr>
-      <w:bookmarkStart w:id="8" w:name="_Toc239682313"/>
+      <w:bookmarkStart w:id="8" w:name="_Toc239683009"/>
       <w:r>
         <w:t xml:space="preserve">5.2 </w:t>
       </w:r>
@@ -6289,9 +5913,6 @@
             <w:pPr>
               <w:keepNext/>
               <w:spacing w:before="30" w:after="30"/>
-              <w:rPr>
-                <w:rFonts w:hint="eastAsia"/>
-              </w:rPr>
             </w:pPr>
             <w:r>
               <w:rPr>
@@ -6319,9 +5940,6 @@
             <w:pPr>
               <w:keepNext/>
               <w:spacing w:before="30" w:after="30"/>
-              <w:rPr>
-                <w:rFonts w:hint="eastAsia"/>
-              </w:rPr>
             </w:pPr>
             <w:r>
               <w:rPr>
@@ -6349,9 +5967,6 @@
             <w:pPr>
               <w:keepNext/>
               <w:spacing w:before="30" w:after="30"/>
-              <w:rPr>
-                <w:rFonts w:hint="eastAsia"/>
-              </w:rPr>
             </w:pPr>
             <w:r>
               <w:rPr>
@@ -6379,9 +5994,6 @@
             <w:pPr>
               <w:keepNext/>
               <w:spacing w:before="30" w:after="30"/>
-              <w:rPr>
-                <w:rFonts w:hint="eastAsia"/>
-              </w:rPr>
             </w:pPr>
             <w:r>
               <w:rPr>
@@ -6413,9 +6025,6 @@
           <w:p>
             <w:pPr>
               <w:spacing w:before="30" w:after="30"/>
-              <w:rPr>
-                <w:rFonts w:hint="eastAsia"/>
-              </w:rPr>
             </w:pPr>
             <w:r>
               <w:rPr>
@@ -6439,9 +6048,6 @@
           <w:p>
             <w:pPr>
               <w:spacing w:before="30" w:after="30"/>
-              <w:rPr>
-                <w:rFonts w:hint="eastAsia"/>
-              </w:rPr>
             </w:pPr>
             <w:r>
               <w:rPr>
@@ -6465,9 +6071,6 @@
           <w:p>
             <w:pPr>
               <w:spacing w:before="30" w:after="30"/>
-              <w:rPr>
-                <w:rFonts w:hint="eastAsia"/>
-              </w:rPr>
             </w:pPr>
             <w:r>
               <w:rPr>
@@ -6491,9 +6094,6 @@
           <w:p>
             <w:pPr>
               <w:spacing w:before="30" w:after="30"/>
-              <w:rPr>
-                <w:rFonts w:hint="eastAsia"/>
-              </w:rPr>
             </w:pPr>
             <w:r>
               <w:rPr>
@@ -6536,9 +6136,6 @@
           <w:p>
             <w:pPr>
               <w:spacing w:before="30" w:after="30"/>
-              <w:rPr>
-                <w:rFonts w:hint="eastAsia"/>
-              </w:rPr>
             </w:pPr>
             <w:r>
               <w:rPr>
@@ -6563,9 +6160,6 @@
           <w:p>
             <w:pPr>
               <w:spacing w:before="30" w:after="30"/>
-              <w:rPr>
-                <w:rFonts w:hint="eastAsia"/>
-              </w:rPr>
             </w:pPr>
             <w:r>
               <w:rPr>
@@ -6590,9 +6184,6 @@
           <w:p>
             <w:pPr>
               <w:spacing w:before="30" w:after="30"/>
-              <w:rPr>
-                <w:rFonts w:hint="eastAsia"/>
-              </w:rPr>
             </w:pPr>
             <w:r>
               <w:rPr>
@@ -6617,9 +6208,6 @@
           <w:p>
             <w:pPr>
               <w:spacing w:before="30" w:after="30"/>
-              <w:rPr>
-                <w:rFonts w:hint="eastAsia"/>
-              </w:rPr>
             </w:pPr>
             <w:r>
               <w:rPr>
@@ -6649,9 +6237,6 @@
           <w:p>
             <w:pPr>
               <w:spacing w:before="30" w:after="30"/>
-              <w:rPr>
-                <w:rFonts w:hint="eastAsia"/>
-              </w:rPr>
             </w:pPr>
             <w:r>
               <w:rPr>
@@ -6675,9 +6260,6 @@
           <w:p>
             <w:pPr>
               <w:spacing w:before="30" w:after="30"/>
-              <w:rPr>
-                <w:rFonts w:hint="eastAsia"/>
-              </w:rPr>
             </w:pPr>
             <w:r>
               <w:rPr>
@@ -6701,9 +6283,6 @@
           <w:p>
             <w:pPr>
               <w:spacing w:before="30" w:after="30"/>
-              <w:rPr>
-                <w:rFonts w:hint="eastAsia"/>
-              </w:rPr>
             </w:pPr>
             <w:r>
               <w:rPr>
@@ -6727,9 +6306,6 @@
           <w:p>
             <w:pPr>
               <w:spacing w:before="30" w:after="30"/>
-              <w:rPr>
-                <w:rFonts w:hint="eastAsia"/>
-              </w:rPr>
             </w:pPr>
             <w:r>
               <w:rPr>
@@ -6772,9 +6348,6 @@
           <w:p>
             <w:pPr>
               <w:spacing w:before="30" w:after="30"/>
-              <w:rPr>
-                <w:rFonts w:hint="eastAsia"/>
-              </w:rPr>
             </w:pPr>
             <w:r>
               <w:rPr>
@@ -6799,9 +6372,6 @@
           <w:p>
             <w:pPr>
               <w:spacing w:before="30" w:after="30"/>
-              <w:rPr>
-                <w:rFonts w:hint="eastAsia"/>
-              </w:rPr>
             </w:pPr>
             <w:r>
               <w:rPr>
@@ -6826,9 +6396,6 @@
           <w:p>
             <w:pPr>
               <w:spacing w:before="30" w:after="30"/>
-              <w:rPr>
-                <w:rFonts w:hint="eastAsia"/>
-              </w:rPr>
             </w:pPr>
             <w:r>
               <w:rPr>
@@ -6853,9 +6420,6 @@
           <w:p>
             <w:pPr>
               <w:spacing w:before="30" w:after="30"/>
-              <w:rPr>
-                <w:rFonts w:hint="eastAsia"/>
-              </w:rPr>
             </w:pPr>
             <w:r>
               <w:rPr>
@@ -6909,9 +6473,6 @@
           <w:p>
             <w:pPr>
               <w:spacing w:before="30" w:after="30"/>
-              <w:rPr>
-                <w:rFonts w:hint="eastAsia"/>
-              </w:rPr>
             </w:pPr>
             <w:r>
               <w:rPr>
@@ -6935,9 +6496,6 @@
           <w:p>
             <w:pPr>
               <w:spacing w:before="30" w:after="30"/>
-              <w:rPr>
-                <w:rFonts w:hint="eastAsia"/>
-              </w:rPr>
             </w:pPr>
             <w:r>
               <w:rPr>
@@ -6961,9 +6519,6 @@
           <w:p>
             <w:pPr>
               <w:spacing w:before="30" w:after="30"/>
-              <w:rPr>
-                <w:rFonts w:hint="eastAsia"/>
-              </w:rPr>
             </w:pPr>
             <w:r>
               <w:rPr>
@@ -6999,9 +6554,6 @@
           <w:p>
             <w:pPr>
               <w:spacing w:before="30" w:after="30"/>
-              <w:rPr>
-                <w:rFonts w:hint="eastAsia"/>
-              </w:rPr>
             </w:pPr>
             <w:r>
               <w:rPr>
@@ -7032,9 +6584,6 @@
           <w:p>
             <w:pPr>
               <w:spacing w:before="30" w:after="30"/>
-              <w:rPr>
-                <w:rFonts w:hint="eastAsia"/>
-              </w:rPr>
             </w:pPr>
             <w:r>
               <w:rPr>
@@ -7059,9 +6608,6 @@
           <w:p>
             <w:pPr>
               <w:spacing w:before="30" w:after="30"/>
-              <w:rPr>
-                <w:rFonts w:hint="eastAsia"/>
-              </w:rPr>
             </w:pPr>
             <w:r>
               <w:rPr>
@@ -7086,9 +6632,6 @@
           <w:p>
             <w:pPr>
               <w:spacing w:before="30" w:after="30"/>
-              <w:rPr>
-                <w:rFonts w:hint="eastAsia"/>
-              </w:rPr>
             </w:pPr>
             <w:r>
               <w:rPr>
@@ -7113,9 +6656,6 @@
           <w:p>
             <w:pPr>
               <w:spacing w:before="30" w:after="30"/>
-              <w:rPr>
-                <w:rFonts w:hint="eastAsia"/>
-              </w:rPr>
             </w:pPr>
             <w:r>
               <w:rPr>
@@ -7130,16 +6670,13 @@
     <w:p>
       <w:pPr>
         <w:spacing w:after="20"/>
-        <w:rPr>
-          <w:rFonts w:hint="eastAsia"/>
-        </w:rPr>
       </w:pPr>
     </w:p>
     <w:p>
       <w:pPr>
         <w:pStyle w:val="31"/>
       </w:pPr>
-      <w:bookmarkStart w:id="9" w:name="_Toc239682314"/>
+      <w:bookmarkStart w:id="9" w:name="_Toc239683010"/>
       <w:r>
         <w:lastRenderedPageBreak/>
         <w:t xml:space="preserve">5.3 </w:t>
@@ -7190,9 +6727,6 @@
             <w:pPr>
               <w:keepNext/>
               <w:spacing w:before="30" w:after="30"/>
-              <w:rPr>
-                <w:rFonts w:hint="eastAsia"/>
-              </w:rPr>
             </w:pPr>
             <w:r>
               <w:rPr>
@@ -7220,9 +6754,6 @@
             <w:pPr>
               <w:keepNext/>
               <w:spacing w:before="30" w:after="30"/>
-              <w:rPr>
-                <w:rFonts w:hint="eastAsia"/>
-              </w:rPr>
             </w:pPr>
             <w:r>
               <w:rPr>
@@ -7250,9 +6781,6 @@
             <w:pPr>
               <w:keepNext/>
               <w:spacing w:before="30" w:after="30"/>
-              <w:rPr>
-                <w:rFonts w:hint="eastAsia"/>
-              </w:rPr>
             </w:pPr>
             <w:r>
               <w:rPr>
@@ -7280,9 +6808,6 @@
             <w:pPr>
               <w:keepNext/>
               <w:spacing w:before="30" w:after="30"/>
-              <w:rPr>
-                <w:rFonts w:hint="eastAsia"/>
-              </w:rPr>
             </w:pPr>
             <w:r>
               <w:rPr>
@@ -7314,9 +6839,6 @@
           <w:p>
             <w:pPr>
               <w:spacing w:before="30" w:after="30"/>
-              <w:rPr>
-                <w:rFonts w:hint="eastAsia"/>
-              </w:rPr>
             </w:pPr>
             <w:r>
               <w:rPr>
@@ -7340,9 +6862,6 @@
           <w:p>
             <w:pPr>
               <w:spacing w:before="30" w:after="30"/>
-              <w:rPr>
-                <w:rFonts w:hint="eastAsia"/>
-              </w:rPr>
             </w:pPr>
             <w:r>
               <w:rPr>
@@ -7366,9 +6885,6 @@
           <w:p>
             <w:pPr>
               <w:spacing w:before="30" w:after="30"/>
-              <w:rPr>
-                <w:rFonts w:hint="eastAsia"/>
-              </w:rPr>
             </w:pPr>
             <w:r>
               <w:rPr>
@@ -7392,9 +6908,6 @@
           <w:p>
             <w:pPr>
               <w:spacing w:before="30" w:after="30"/>
-              <w:rPr>
-                <w:rFonts w:hint="eastAsia"/>
-              </w:rPr>
             </w:pPr>
             <w:r>
               <w:rPr>
@@ -7437,9 +6950,6 @@
           <w:p>
             <w:pPr>
               <w:spacing w:before="30" w:after="30"/>
-              <w:rPr>
-                <w:rFonts w:hint="eastAsia"/>
-              </w:rPr>
             </w:pPr>
             <w:r>
               <w:rPr>
@@ -7464,9 +6974,6 @@
           <w:p>
             <w:pPr>
               <w:spacing w:before="30" w:after="30"/>
-              <w:rPr>
-                <w:rFonts w:hint="eastAsia"/>
-              </w:rPr>
             </w:pPr>
             <w:r>
               <w:rPr>
@@ -7491,9 +6998,6 @@
           <w:p>
             <w:pPr>
               <w:spacing w:before="30" w:after="30"/>
-              <w:rPr>
-                <w:rFonts w:hint="eastAsia"/>
-              </w:rPr>
             </w:pPr>
             <w:r>
               <w:rPr>
@@ -7518,9 +7022,6 @@
           <w:p>
             <w:pPr>
               <w:spacing w:before="30" w:after="30"/>
-              <w:rPr>
-                <w:rFonts w:hint="eastAsia"/>
-              </w:rPr>
             </w:pPr>
             <w:r>
               <w:rPr>
@@ -7562,9 +7063,6 @@
           <w:p>
             <w:pPr>
               <w:spacing w:before="30" w:after="30"/>
-              <w:rPr>
-                <w:rFonts w:hint="eastAsia"/>
-              </w:rPr>
             </w:pPr>
             <w:r>
               <w:rPr>
@@ -7588,9 +7086,6 @@
           <w:p>
             <w:pPr>
               <w:spacing w:before="30" w:after="30"/>
-              <w:rPr>
-                <w:rFonts w:hint="eastAsia"/>
-              </w:rPr>
             </w:pPr>
             <w:r>
               <w:rPr>
@@ -7614,9 +7109,6 @@
           <w:p>
             <w:pPr>
               <w:spacing w:before="30" w:after="30"/>
-              <w:rPr>
-                <w:rFonts w:hint="eastAsia"/>
-              </w:rPr>
             </w:pPr>
             <w:r>
               <w:rPr>
@@ -7640,9 +7132,6 @@
           <w:p>
             <w:pPr>
               <w:spacing w:before="30" w:after="30"/>
-              <w:rPr>
-                <w:rFonts w:hint="eastAsia"/>
-              </w:rPr>
             </w:pPr>
             <w:r>
               <w:rPr>
@@ -7697,9 +7186,6 @@
           <w:p>
             <w:pPr>
               <w:spacing w:before="30" w:after="30"/>
-              <w:rPr>
-                <w:rFonts w:hint="eastAsia"/>
-              </w:rPr>
             </w:pPr>
             <w:r>
               <w:rPr>
@@ -7724,9 +7210,6 @@
           <w:p>
             <w:pPr>
               <w:spacing w:before="30" w:after="30"/>
-              <w:rPr>
-                <w:rFonts w:hint="eastAsia"/>
-              </w:rPr>
             </w:pPr>
             <w:r>
               <w:rPr>
@@ -7751,9 +7234,6 @@
           <w:p>
             <w:pPr>
               <w:spacing w:before="30" w:after="30"/>
-              <w:rPr>
-                <w:rFonts w:hint="eastAsia"/>
-              </w:rPr>
             </w:pPr>
             <w:r>
               <w:rPr>
@@ -7796,9 +7276,6 @@
           <w:p>
             <w:pPr>
               <w:spacing w:before="30" w:after="30"/>
-              <w:rPr>
-                <w:rFonts w:hint="eastAsia"/>
-              </w:rPr>
             </w:pPr>
             <w:r>
               <w:rPr>
@@ -7852,9 +7329,6 @@
           <w:p>
             <w:pPr>
               <w:spacing w:before="30" w:after="30"/>
-              <w:rPr>
-                <w:rFonts w:hint="eastAsia"/>
-              </w:rPr>
             </w:pPr>
             <w:r>
               <w:rPr>
@@ -7878,9 +7352,6 @@
           <w:p>
             <w:pPr>
               <w:spacing w:before="30" w:after="30"/>
-              <w:rPr>
-                <w:rFonts w:hint="eastAsia"/>
-              </w:rPr>
             </w:pPr>
             <w:r>
               <w:rPr>
@@ -7904,9 +7375,6 @@
           <w:p>
             <w:pPr>
               <w:spacing w:before="30" w:after="30"/>
-              <w:rPr>
-                <w:rFonts w:hint="eastAsia"/>
-              </w:rPr>
             </w:pPr>
             <w:r>
               <w:rPr>
@@ -7930,9 +7398,6 @@
           <w:p>
             <w:pPr>
               <w:spacing w:before="30" w:after="30"/>
-              <w:rPr>
-                <w:rFonts w:hint="eastAsia"/>
-              </w:rPr>
             </w:pPr>
             <w:r>
               <w:rPr>
@@ -7999,9 +7464,6 @@
           <w:p>
             <w:pPr>
               <w:spacing w:before="30" w:after="30"/>
-              <w:rPr>
-                <w:rFonts w:hint="eastAsia"/>
-              </w:rPr>
             </w:pPr>
             <w:r>
               <w:rPr>
@@ -8026,9 +7488,6 @@
           <w:p>
             <w:pPr>
               <w:spacing w:before="30" w:after="30"/>
-              <w:rPr>
-                <w:rFonts w:hint="eastAsia"/>
-              </w:rPr>
             </w:pPr>
             <w:r>
               <w:rPr>
@@ -8053,9 +7512,6 @@
           <w:p>
             <w:pPr>
               <w:spacing w:before="30" w:after="30"/>
-              <w:rPr>
-                <w:rFonts w:hint="eastAsia"/>
-              </w:rPr>
             </w:pPr>
             <w:r>
               <w:rPr>
@@ -8098,9 +7554,6 @@
           <w:p>
             <w:pPr>
               <w:spacing w:before="30" w:after="30"/>
-              <w:rPr>
-                <w:rFonts w:hint="eastAsia"/>
-              </w:rPr>
             </w:pPr>
             <w:r>
               <w:rPr>
@@ -8151,16 +7604,13 @@
     <w:p>
       <w:pPr>
         <w:spacing w:after="20"/>
-        <w:rPr>
-          <w:rFonts w:hint="eastAsia"/>
-        </w:rPr>
       </w:pPr>
     </w:p>
     <w:p>
       <w:pPr>
         <w:pStyle w:val="31"/>
       </w:pPr>
-      <w:bookmarkStart w:id="10" w:name="_Toc239682315"/>
+      <w:bookmarkStart w:id="10" w:name="_Toc239683011"/>
       <w:r>
         <w:t xml:space="preserve">5.4 </w:t>
       </w:r>
@@ -8210,9 +7660,6 @@
             <w:pPr>
               <w:keepNext/>
               <w:spacing w:before="30" w:after="30"/>
-              <w:rPr>
-                <w:rFonts w:hint="eastAsia"/>
-              </w:rPr>
             </w:pPr>
             <w:r>
               <w:rPr>
@@ -8240,9 +7687,6 @@
             <w:pPr>
               <w:keepNext/>
               <w:spacing w:before="30" w:after="30"/>
-              <w:rPr>
-                <w:rFonts w:hint="eastAsia"/>
-              </w:rPr>
             </w:pPr>
             <w:r>
               <w:rPr>
@@ -8270,9 +7714,6 @@
             <w:pPr>
               <w:keepNext/>
               <w:spacing w:before="30" w:after="30"/>
-              <w:rPr>
-                <w:rFonts w:hint="eastAsia"/>
-              </w:rPr>
             </w:pPr>
             <w:r>
               <w:rPr>
@@ -8300,9 +7741,6 @@
             <w:pPr>
               <w:keepNext/>
               <w:spacing w:before="30" w:after="30"/>
-              <w:rPr>
-                <w:rFonts w:hint="eastAsia"/>
-              </w:rPr>
             </w:pPr>
             <w:r>
               <w:rPr>
@@ -8334,9 +7772,6 @@
           <w:p>
             <w:pPr>
               <w:spacing w:before="30" w:after="30"/>
-              <w:rPr>
-                <w:rFonts w:hint="eastAsia"/>
-              </w:rPr>
             </w:pPr>
             <w:r>
               <w:rPr>
@@ -8360,9 +7795,6 @@
           <w:p>
             <w:pPr>
               <w:spacing w:before="30" w:after="30"/>
-              <w:rPr>
-                <w:rFonts w:hint="eastAsia"/>
-              </w:rPr>
             </w:pPr>
             <w:r>
               <w:rPr>
@@ -8386,9 +7818,6 @@
           <w:p>
             <w:pPr>
               <w:spacing w:before="30" w:after="30"/>
-              <w:rPr>
-                <w:rFonts w:hint="eastAsia"/>
-              </w:rPr>
             </w:pPr>
             <w:r>
               <w:rPr>
@@ -8424,9 +7853,6 @@
           <w:p>
             <w:pPr>
               <w:spacing w:before="30" w:after="30"/>
-              <w:rPr>
-                <w:rFonts w:hint="eastAsia"/>
-              </w:rPr>
             </w:pPr>
             <w:r>
               <w:rPr>
@@ -8463,9 +7889,6 @@
           <w:p>
             <w:pPr>
               <w:spacing w:before="30" w:after="30"/>
-              <w:rPr>
-                <w:rFonts w:hint="eastAsia"/>
-              </w:rPr>
             </w:pPr>
             <w:r>
               <w:rPr>
@@ -8490,9 +7913,6 @@
           <w:p>
             <w:pPr>
               <w:spacing w:before="30" w:after="30"/>
-              <w:rPr>
-                <w:rFonts w:hint="eastAsia"/>
-              </w:rPr>
             </w:pPr>
             <w:r>
               <w:rPr>
@@ -8517,9 +7937,6 @@
           <w:p>
             <w:pPr>
               <w:spacing w:before="30" w:after="30"/>
-              <w:rPr>
-                <w:rFonts w:hint="eastAsia"/>
-              </w:rPr>
             </w:pPr>
             <w:r>
               <w:rPr>
@@ -8544,9 +7961,6 @@
           <w:p>
             <w:pPr>
               <w:spacing w:before="30" w:after="30"/>
-              <w:rPr>
-                <w:rFonts w:hint="eastAsia"/>
-              </w:rPr>
             </w:pPr>
             <w:r>
               <w:rPr>
@@ -8600,9 +8014,6 @@
           <w:p>
             <w:pPr>
               <w:spacing w:before="30" w:after="30"/>
-              <w:rPr>
-                <w:rFonts w:hint="eastAsia"/>
-              </w:rPr>
             </w:pPr>
             <w:r>
               <w:rPr>
@@ -8626,9 +8037,6 @@
           <w:p>
             <w:pPr>
               <w:spacing w:before="30" w:after="30"/>
-              <w:rPr>
-                <w:rFonts w:hint="eastAsia"/>
-              </w:rPr>
             </w:pPr>
             <w:r>
               <w:rPr>
@@ -8652,9 +8060,6 @@
           <w:p>
             <w:pPr>
               <w:spacing w:before="30" w:after="30"/>
-              <w:rPr>
-                <w:rFonts w:hint="eastAsia"/>
-              </w:rPr>
             </w:pPr>
             <w:r>
               <w:rPr>
@@ -8678,9 +8083,6 @@
           <w:p>
             <w:pPr>
               <w:spacing w:before="30" w:after="30"/>
-              <w:rPr>
-                <w:rFonts w:hint="eastAsia"/>
-              </w:rPr>
             </w:pPr>
             <w:r>
               <w:rPr>
@@ -8747,9 +8149,6 @@
           <w:p>
             <w:pPr>
               <w:spacing w:before="30" w:after="30"/>
-              <w:rPr>
-                <w:rFonts w:hint="eastAsia"/>
-              </w:rPr>
             </w:pPr>
             <w:r>
               <w:rPr>
@@ -8774,9 +8173,6 @@
           <w:p>
             <w:pPr>
               <w:spacing w:before="30" w:after="30"/>
-              <w:rPr>
-                <w:rFonts w:hint="eastAsia"/>
-              </w:rPr>
             </w:pPr>
             <w:r>
               <w:rPr>
@@ -8801,9 +8197,6 @@
           <w:p>
             <w:pPr>
               <w:spacing w:before="30" w:after="30"/>
-              <w:rPr>
-                <w:rFonts w:hint="eastAsia"/>
-              </w:rPr>
             </w:pPr>
             <w:r>
               <w:rPr>
@@ -8828,9 +8221,6 @@
           <w:p>
             <w:pPr>
               <w:spacing w:before="30" w:after="30"/>
-              <w:rPr>
-                <w:rFonts w:hint="eastAsia"/>
-              </w:rPr>
             </w:pPr>
             <w:r>
               <w:rPr>
@@ -8860,9 +8250,6 @@
           <w:p>
             <w:pPr>
               <w:spacing w:before="30" w:after="30"/>
-              <w:rPr>
-                <w:rFonts w:hint="eastAsia"/>
-              </w:rPr>
             </w:pPr>
             <w:r>
               <w:rPr>
@@ -8886,9 +8273,6 @@
           <w:p>
             <w:pPr>
               <w:spacing w:before="30" w:after="30"/>
-              <w:rPr>
-                <w:rFonts w:hint="eastAsia"/>
-              </w:rPr>
             </w:pPr>
             <w:r>
               <w:rPr>
@@ -8912,9 +8296,6 @@
           <w:p>
             <w:pPr>
               <w:spacing w:before="30" w:after="30"/>
-              <w:rPr>
-                <w:rFonts w:hint="eastAsia"/>
-              </w:rPr>
             </w:pPr>
             <w:r>
               <w:rPr>
@@ -8938,9 +8319,6 @@
           <w:p>
             <w:pPr>
               <w:spacing w:before="30" w:after="30"/>
-              <w:rPr>
-                <w:rFonts w:hint="eastAsia"/>
-              </w:rPr>
             </w:pPr>
             <w:r>
               <w:rPr>
@@ -8971,9 +8349,6 @@
           <w:p>
             <w:pPr>
               <w:spacing w:before="30" w:after="30"/>
-              <w:rPr>
-                <w:rFonts w:hint="eastAsia"/>
-              </w:rPr>
             </w:pPr>
             <w:r>
               <w:rPr>
@@ -8998,9 +8373,6 @@
           <w:p>
             <w:pPr>
               <w:spacing w:before="30" w:after="30"/>
-              <w:rPr>
-                <w:rFonts w:hint="eastAsia"/>
-              </w:rPr>
             </w:pPr>
             <w:r>
               <w:rPr>
@@ -9025,9 +8397,6 @@
           <w:p>
             <w:pPr>
               <w:spacing w:before="30" w:after="30"/>
-              <w:rPr>
-                <w:rFonts w:hint="eastAsia"/>
-              </w:rPr>
             </w:pPr>
             <w:r>
               <w:rPr>
@@ -9052,9 +8421,6 @@
           <w:p>
             <w:pPr>
               <w:spacing w:before="30" w:after="30"/>
-              <w:rPr>
-                <w:rFonts w:hint="eastAsia"/>
-              </w:rPr>
             </w:pPr>
             <w:r>
               <w:rPr>
@@ -9069,16 +8435,13 @@
     <w:p>
       <w:pPr>
         <w:spacing w:after="20"/>
-        <w:rPr>
-          <w:rFonts w:hint="eastAsia"/>
-        </w:rPr>
       </w:pPr>
     </w:p>
     <w:p>
       <w:pPr>
         <w:pStyle w:val="31"/>
       </w:pPr>
-      <w:bookmarkStart w:id="11" w:name="_Toc239682316"/>
+      <w:bookmarkStart w:id="11" w:name="_Toc239683012"/>
       <w:r>
         <w:lastRenderedPageBreak/>
         <w:t xml:space="preserve">5.5 </w:t>
@@ -9129,9 +8492,6 @@
             <w:pPr>
               <w:keepNext/>
               <w:spacing w:before="30" w:after="30"/>
-              <w:rPr>
-                <w:rFonts w:hint="eastAsia"/>
-              </w:rPr>
             </w:pPr>
             <w:r>
               <w:rPr>
@@ -9159,9 +8519,6 @@
             <w:pPr>
               <w:keepNext/>
               <w:spacing w:before="30" w:after="30"/>
-              <w:rPr>
-                <w:rFonts w:hint="eastAsia"/>
-              </w:rPr>
             </w:pPr>
             <w:r>
               <w:rPr>
@@ -9189,9 +8546,6 @@
             <w:pPr>
               <w:keepNext/>
               <w:spacing w:before="30" w:after="30"/>
-              <w:rPr>
-                <w:rFonts w:hint="eastAsia"/>
-              </w:rPr>
             </w:pPr>
             <w:r>
               <w:rPr>
@@ -9219,9 +8573,6 @@
             <w:pPr>
               <w:keepNext/>
               <w:spacing w:before="30" w:after="30"/>
-              <w:rPr>
-                <w:rFonts w:hint="eastAsia"/>
-              </w:rPr>
             </w:pPr>
             <w:r>
               <w:rPr>
@@ -9253,9 +8604,6 @@
           <w:p>
             <w:pPr>
               <w:spacing w:before="30" w:after="30"/>
-              <w:rPr>
-                <w:rFonts w:hint="eastAsia"/>
-              </w:rPr>
             </w:pPr>
             <w:r>
               <w:rPr>
@@ -9279,9 +8627,6 @@
           <w:p>
             <w:pPr>
               <w:spacing w:before="30" w:after="30"/>
-              <w:rPr>
-                <w:rFonts w:hint="eastAsia"/>
-              </w:rPr>
             </w:pPr>
             <w:r>
               <w:rPr>
@@ -9305,9 +8650,6 @@
           <w:p>
             <w:pPr>
               <w:spacing w:before="30" w:after="30"/>
-              <w:rPr>
-                <w:rFonts w:hint="eastAsia"/>
-              </w:rPr>
             </w:pPr>
             <w:r>
               <w:rPr>
@@ -9331,9 +8673,6 @@
           <w:p>
             <w:pPr>
               <w:spacing w:before="30" w:after="30"/>
-              <w:rPr>
-                <w:rFonts w:hint="eastAsia"/>
-              </w:rPr>
             </w:pPr>
             <w:r>
               <w:rPr>
@@ -9382,9 +8721,6 @@
           <w:p>
             <w:pPr>
               <w:spacing w:before="30" w:after="30"/>
-              <w:rPr>
-                <w:rFonts w:hint="eastAsia"/>
-              </w:rPr>
             </w:pPr>
             <w:r>
               <w:rPr>
@@ -9409,9 +8745,6 @@
           <w:p>
             <w:pPr>
               <w:spacing w:before="30" w:after="30"/>
-              <w:rPr>
-                <w:rFonts w:hint="eastAsia"/>
-              </w:rPr>
             </w:pPr>
             <w:r>
               <w:rPr>
@@ -9436,9 +8769,6 @@
           <w:p>
             <w:pPr>
               <w:spacing w:before="30" w:after="30"/>
-              <w:rPr>
-                <w:rFonts w:hint="eastAsia"/>
-              </w:rPr>
             </w:pPr>
             <w:r>
               <w:rPr>
@@ -9469,9 +8799,6 @@
           <w:p>
             <w:pPr>
               <w:spacing w:before="30" w:after="30"/>
-              <w:rPr>
-                <w:rFonts w:hint="eastAsia"/>
-              </w:rPr>
             </w:pPr>
             <w:r>
               <w:rPr>
@@ -9531,9 +8858,6 @@
           <w:p>
             <w:pPr>
               <w:spacing w:before="30" w:after="30"/>
-              <w:rPr>
-                <w:rFonts w:hint="eastAsia"/>
-              </w:rPr>
             </w:pPr>
             <w:r>
               <w:rPr>
@@ -9557,9 +8881,6 @@
           <w:p>
             <w:pPr>
               <w:spacing w:before="30" w:after="30"/>
-              <w:rPr>
-                <w:rFonts w:hint="eastAsia"/>
-              </w:rPr>
             </w:pPr>
             <w:r>
               <w:rPr>
@@ -9583,9 +8904,6 @@
           <w:p>
             <w:pPr>
               <w:spacing w:before="30" w:after="30"/>
-              <w:rPr>
-                <w:rFonts w:hint="eastAsia"/>
-              </w:rPr>
             </w:pPr>
             <w:r>
               <w:rPr>
@@ -9609,9 +8927,6 @@
           <w:p>
             <w:pPr>
               <w:spacing w:before="30" w:after="30"/>
-              <w:rPr>
-                <w:rFonts w:hint="eastAsia"/>
-              </w:rPr>
             </w:pPr>
             <w:r>
               <w:rPr>
@@ -9654,9 +8969,6 @@
           <w:p>
             <w:pPr>
               <w:spacing w:before="30" w:after="30"/>
-              <w:rPr>
-                <w:rFonts w:hint="eastAsia"/>
-              </w:rPr>
             </w:pPr>
             <w:r>
               <w:rPr>
@@ -9681,9 +8993,6 @@
           <w:p>
             <w:pPr>
               <w:spacing w:before="30" w:after="30"/>
-              <w:rPr>
-                <w:rFonts w:hint="eastAsia"/>
-              </w:rPr>
             </w:pPr>
             <w:r>
               <w:rPr>
@@ -9708,9 +9017,6 @@
           <w:p>
             <w:pPr>
               <w:spacing w:before="30" w:after="30"/>
-              <w:rPr>
-                <w:rFonts w:hint="eastAsia"/>
-              </w:rPr>
             </w:pPr>
             <w:r>
               <w:rPr>
@@ -9753,9 +9059,6 @@
           <w:p>
             <w:pPr>
               <w:spacing w:before="30" w:after="30"/>
-              <w:rPr>
-                <w:rFonts w:hint="eastAsia"/>
-              </w:rPr>
             </w:pPr>
             <w:r>
               <w:rPr>
@@ -9785,9 +9088,6 @@
           <w:p>
             <w:pPr>
               <w:spacing w:before="30" w:after="30"/>
-              <w:rPr>
-                <w:rFonts w:hint="eastAsia"/>
-              </w:rPr>
             </w:pPr>
             <w:r>
               <w:rPr>
@@ -9811,9 +9111,6 @@
           <w:p>
             <w:pPr>
               <w:spacing w:before="30" w:after="30"/>
-              <w:rPr>
-                <w:rFonts w:hint="eastAsia"/>
-              </w:rPr>
             </w:pPr>
             <w:r>
               <w:rPr>
@@ -9837,9 +9134,6 @@
           <w:p>
             <w:pPr>
               <w:spacing w:before="30" w:after="30"/>
-              <w:rPr>
-                <w:rFonts w:hint="eastAsia"/>
-              </w:rPr>
             </w:pPr>
             <w:r>
               <w:rPr>
@@ -9869,9 +9163,6 @@
           <w:p>
             <w:pPr>
               <w:spacing w:before="30" w:after="30"/>
-              <w:rPr>
-                <w:rFonts w:hint="eastAsia"/>
-              </w:rPr>
             </w:pPr>
             <w:r>
               <w:rPr>
@@ -9934,16 +9225,13 @@
     <w:p>
       <w:pPr>
         <w:spacing w:after="20"/>
-        <w:rPr>
-          <w:rFonts w:hint="eastAsia"/>
-        </w:rPr>
       </w:pPr>
     </w:p>
     <w:p>
       <w:pPr>
         <w:pStyle w:val="31"/>
       </w:pPr>
-      <w:bookmarkStart w:id="12" w:name="_Toc239682317"/>
+      <w:bookmarkStart w:id="12" w:name="_Toc239683013"/>
       <w:r>
         <w:t xml:space="preserve">5.6 </w:t>
       </w:r>
@@ -9993,9 +9281,6 @@
             <w:pPr>
               <w:keepNext/>
               <w:spacing w:before="30" w:after="30"/>
-              <w:rPr>
-                <w:rFonts w:hint="eastAsia"/>
-              </w:rPr>
             </w:pPr>
             <w:r>
               <w:rPr>
@@ -10023,9 +9308,6 @@
             <w:pPr>
               <w:keepNext/>
               <w:spacing w:before="30" w:after="30"/>
-              <w:rPr>
-                <w:rFonts w:hint="eastAsia"/>
-              </w:rPr>
             </w:pPr>
             <w:r>
               <w:rPr>
@@ -10053,9 +9335,6 @@
             <w:pPr>
               <w:keepNext/>
               <w:spacing w:before="30" w:after="30"/>
-              <w:rPr>
-                <w:rFonts w:hint="eastAsia"/>
-              </w:rPr>
             </w:pPr>
             <w:r>
               <w:rPr>
@@ -10083,9 +9362,6 @@
             <w:pPr>
               <w:keepNext/>
               <w:spacing w:before="30" w:after="30"/>
-              <w:rPr>
-                <w:rFonts w:hint="eastAsia"/>
-              </w:rPr>
             </w:pPr>
             <w:r>
               <w:rPr>
@@ -10117,9 +9393,6 @@
           <w:p>
             <w:pPr>
               <w:spacing w:before="30" w:after="30"/>
-              <w:rPr>
-                <w:rFonts w:hint="eastAsia"/>
-              </w:rPr>
             </w:pPr>
             <w:r>
               <w:rPr>
@@ -10143,9 +9416,6 @@
           <w:p>
             <w:pPr>
               <w:spacing w:before="30" w:after="30"/>
-              <w:rPr>
-                <w:rFonts w:hint="eastAsia"/>
-              </w:rPr>
             </w:pPr>
             <w:r>
               <w:rPr>
@@ -10169,9 +9439,6 @@
           <w:p>
             <w:pPr>
               <w:spacing w:before="30" w:after="30"/>
-              <w:rPr>
-                <w:rFonts w:hint="eastAsia"/>
-              </w:rPr>
             </w:pPr>
             <w:r>
               <w:rPr>
@@ -10195,9 +9462,6 @@
           <w:p>
             <w:pPr>
               <w:spacing w:before="30" w:after="30"/>
-              <w:rPr>
-                <w:rFonts w:hint="eastAsia"/>
-              </w:rPr>
             </w:pPr>
             <w:r>
               <w:rPr>
@@ -10270,9 +9534,6 @@
           <w:p>
             <w:pPr>
               <w:spacing w:before="30" w:after="30"/>
-              <w:rPr>
-                <w:rFonts w:hint="eastAsia"/>
-              </w:rPr>
             </w:pPr>
             <w:r>
               <w:rPr>
@@ -10297,9 +9558,6 @@
           <w:p>
             <w:pPr>
               <w:spacing w:before="30" w:after="30"/>
-              <w:rPr>
-                <w:rFonts w:hint="eastAsia"/>
-              </w:rPr>
             </w:pPr>
             <w:r>
               <w:rPr>
@@ -10324,9 +9582,6 @@
           <w:p>
             <w:pPr>
               <w:spacing w:before="30" w:after="30"/>
-              <w:rPr>
-                <w:rFonts w:hint="eastAsia"/>
-              </w:rPr>
             </w:pPr>
             <w:r>
               <w:rPr>
@@ -10357,9 +9612,6 @@
           <w:p>
             <w:pPr>
               <w:spacing w:before="30" w:after="30"/>
-              <w:rPr>
-                <w:rFonts w:hint="eastAsia"/>
-              </w:rPr>
             </w:pPr>
             <w:r>
               <w:rPr>
@@ -10443,9 +9695,6 @@
           <w:p>
             <w:pPr>
               <w:spacing w:before="30" w:after="30"/>
-              <w:rPr>
-                <w:rFonts w:hint="eastAsia"/>
-              </w:rPr>
             </w:pPr>
             <w:r>
               <w:rPr>
@@ -10469,9 +9718,6 @@
           <w:p>
             <w:pPr>
               <w:spacing w:before="30" w:after="30"/>
-              <w:rPr>
-                <w:rFonts w:hint="eastAsia"/>
-              </w:rPr>
             </w:pPr>
             <w:r>
               <w:rPr>
@@ -10495,9 +9741,6 @@
           <w:p>
             <w:pPr>
               <w:spacing w:before="30" w:after="30"/>
-              <w:rPr>
-                <w:rFonts w:hint="eastAsia"/>
-              </w:rPr>
             </w:pPr>
             <w:r>
               <w:rPr>
@@ -10521,9 +9764,6 @@
           <w:p>
             <w:pPr>
               <w:spacing w:before="30" w:after="30"/>
-              <w:rPr>
-                <w:rFonts w:hint="eastAsia"/>
-              </w:rPr>
             </w:pPr>
             <w:r>
               <w:rPr>
@@ -10590,9 +9830,6 @@
           <w:p>
             <w:pPr>
               <w:spacing w:before="30" w:after="30"/>
-              <w:rPr>
-                <w:rFonts w:hint="eastAsia"/>
-              </w:rPr>
             </w:pPr>
             <w:r>
               <w:rPr>
@@ -10617,9 +9854,6 @@
           <w:p>
             <w:pPr>
               <w:spacing w:before="30" w:after="30"/>
-              <w:rPr>
-                <w:rFonts w:hint="eastAsia"/>
-              </w:rPr>
             </w:pPr>
             <w:r>
               <w:rPr>
@@ -10644,9 +9878,6 @@
           <w:p>
             <w:pPr>
               <w:spacing w:before="30" w:after="30"/>
-              <w:rPr>
-                <w:rFonts w:hint="eastAsia"/>
-              </w:rPr>
             </w:pPr>
             <w:r>
               <w:rPr>
@@ -10671,9 +9902,6 @@
           <w:p>
             <w:pPr>
               <w:spacing w:before="30" w:after="30"/>
-              <w:rPr>
-                <w:rFonts w:hint="eastAsia"/>
-              </w:rPr>
             </w:pPr>
             <w:r>
               <w:rPr>
@@ -10700,16 +9928,13 @@
     <w:p>
       <w:pPr>
         <w:spacing w:after="20"/>
-        <w:rPr>
-          <w:rFonts w:hint="eastAsia"/>
-        </w:rPr>
       </w:pPr>
     </w:p>
     <w:p>
       <w:pPr>
         <w:pStyle w:val="21"/>
       </w:pPr>
-      <w:bookmarkStart w:id="13" w:name="_Toc239682318"/>
+      <w:bookmarkStart w:id="13" w:name="_Toc239683014"/>
       <w:r>
         <w:t xml:space="preserve">6. </w:t>
       </w:r>
@@ -10722,7 +9947,7 @@
       <w:pPr>
         <w:pStyle w:val="31"/>
       </w:pPr>
-      <w:bookmarkStart w:id="14" w:name="_Toc239682319"/>
+      <w:bookmarkStart w:id="14" w:name="_Toc239683015"/>
       <w:r>
         <w:t xml:space="preserve">6.1 </w:t>
       </w:r>
@@ -10734,9 +9959,6 @@
     <w:p>
       <w:pPr>
         <w:ind w:left="369" w:hanging="170"/>
-        <w:rPr>
-          <w:rFonts w:hint="eastAsia"/>
-        </w:rPr>
       </w:pPr>
       <w:r>
         <w:t xml:space="preserve">1.  </w:t>
@@ -10766,9 +9988,6 @@
     <w:p>
       <w:pPr>
         <w:ind w:left="369" w:hanging="170"/>
-        <w:rPr>
-          <w:rFonts w:hint="eastAsia"/>
-        </w:rPr>
       </w:pPr>
       <w:r>
         <w:t xml:space="preserve">2.  </w:t>
@@ -10804,9 +10023,6 @@
     <w:p>
       <w:pPr>
         <w:ind w:left="369" w:hanging="170"/>
-        <w:rPr>
-          <w:rFonts w:hint="eastAsia"/>
-        </w:rPr>
       </w:pPr>
       <w:r>
         <w:lastRenderedPageBreak/>
@@ -10825,9 +10041,6 @@
     <w:p>
       <w:pPr>
         <w:ind w:left="369" w:hanging="170"/>
-        <w:rPr>
-          <w:rFonts w:hint="eastAsia"/>
-        </w:rPr>
       </w:pPr>
       <w:r>
         <w:t xml:space="preserve">4.  </w:t>
@@ -10857,9 +10070,6 @@
     <w:p>
       <w:pPr>
         <w:ind w:left="369" w:hanging="170"/>
-        <w:rPr>
-          <w:rFonts w:hint="eastAsia"/>
-        </w:rPr>
       </w:pPr>
       <w:r>
         <w:t xml:space="preserve">5.  </w:t>
@@ -10884,7 +10094,7 @@
       <w:pPr>
         <w:pStyle w:val="31"/>
       </w:pPr>
-      <w:bookmarkStart w:id="15" w:name="_Toc239682320"/>
+      <w:bookmarkStart w:id="15" w:name="_Toc239683016"/>
       <w:r>
         <w:t xml:space="preserve">6.2 </w:t>
       </w:r>
@@ -10896,9 +10106,6 @@
     <w:p>
       <w:pPr>
         <w:ind w:left="369" w:hanging="170"/>
-        <w:rPr>
-          <w:rFonts w:hint="eastAsia"/>
-        </w:rPr>
       </w:pPr>
       <w:r>
         <w:t xml:space="preserve">1.  </w:t>
@@ -10928,9 +10135,6 @@
     <w:p>
       <w:pPr>
         <w:ind w:left="369" w:hanging="170"/>
-        <w:rPr>
-          <w:rFonts w:hint="eastAsia"/>
-        </w:rPr>
       </w:pPr>
       <w:r>
         <w:t xml:space="preserve">2.  </w:t>
@@ -10954,9 +10158,6 @@
     <w:p>
       <w:pPr>
         <w:ind w:left="369" w:hanging="170"/>
-        <w:rPr>
-          <w:rFonts w:hint="eastAsia"/>
-        </w:rPr>
       </w:pPr>
       <w:r>
         <w:t xml:space="preserve">3.  </w:t>
@@ -10986,9 +10187,6 @@
     <w:p>
       <w:pPr>
         <w:ind w:left="369" w:hanging="170"/>
-        <w:rPr>
-          <w:rFonts w:hint="eastAsia"/>
-        </w:rPr>
       </w:pPr>
       <w:r>
         <w:t xml:space="preserve">4.  /health/live </w:t>
@@ -11025,7 +10223,7 @@
       <w:pPr>
         <w:pStyle w:val="31"/>
       </w:pPr>
-      <w:bookmarkStart w:id="16" w:name="_Toc239682321"/>
+      <w:bookmarkStart w:id="16" w:name="_Toc239683017"/>
       <w:r>
         <w:t xml:space="preserve">6.3 </w:t>
       </w:r>
@@ -11037,9 +10235,6 @@
     <w:p>
       <w:pPr>
         <w:ind w:firstLine="420"/>
-        <w:rPr>
-          <w:rFonts w:hint="eastAsia"/>
-        </w:rPr>
       </w:pPr>
       <w:r>
         <w:t>采用</w:t>
@@ -11097,7 +10292,7 @@
       <w:pPr>
         <w:pStyle w:val="21"/>
       </w:pPr>
-      <w:bookmarkStart w:id="17" w:name="_Toc239682322"/>
+      <w:bookmarkStart w:id="17" w:name="_Toc239683018"/>
       <w:r>
         <w:t xml:space="preserve">7. </w:t>
       </w:r>
@@ -11109,9 +10304,6 @@
     <w:p>
       <w:pPr>
         <w:ind w:firstLine="420"/>
-        <w:rPr>
-          <w:rFonts w:hint="eastAsia"/>
-        </w:rPr>
       </w:pPr>
       <w:r>
         <w:t>浏览器访问</w:t>
@@ -11216,9 +10408,6 @@
     <w:p>
       <w:pPr>
         <w:ind w:firstLine="420"/>
-        <w:rPr>
-          <w:rFonts w:hint="eastAsia"/>
-        </w:rPr>
       </w:pPr>
       <w:r>
         <w:t>核心实体包括</w:t>
@@ -11312,7 +10501,7 @@
       <w:pPr>
         <w:pStyle w:val="21"/>
       </w:pPr>
-      <w:bookmarkStart w:id="18" w:name="_Toc239682323"/>
+      <w:bookmarkStart w:id="18" w:name="_Toc239683019"/>
       <w:r>
         <w:t xml:space="preserve">8. </w:t>
       </w:r>
@@ -11360,9 +10549,6 @@
             <w:pPr>
               <w:keepNext/>
               <w:spacing w:before="30" w:after="30"/>
-              <w:rPr>
-                <w:rFonts w:hint="eastAsia"/>
-              </w:rPr>
             </w:pPr>
             <w:r>
               <w:rPr>
@@ -11390,9 +10576,6 @@
             <w:pPr>
               <w:keepNext/>
               <w:spacing w:before="30" w:after="30"/>
-              <w:rPr>
-                <w:rFonts w:hint="eastAsia"/>
-              </w:rPr>
             </w:pPr>
             <w:r>
               <w:rPr>
@@ -11424,9 +10607,6 @@
           <w:p>
             <w:pPr>
               <w:spacing w:before="30" w:after="30"/>
-              <w:rPr>
-                <w:rFonts w:hint="eastAsia"/>
-              </w:rPr>
             </w:pPr>
             <w:r>
               <w:rPr>
@@ -11456,9 +10636,6 @@
           <w:p>
             <w:pPr>
               <w:spacing w:before="30" w:after="30"/>
-              <w:rPr>
-                <w:rFonts w:hint="eastAsia"/>
-              </w:rPr>
             </w:pPr>
             <w:r>
               <w:rPr>
@@ -11585,9 +10762,6 @@
           <w:p>
             <w:pPr>
               <w:spacing w:before="30" w:after="30"/>
-              <w:rPr>
-                <w:rFonts w:hint="eastAsia"/>
-              </w:rPr>
             </w:pPr>
             <w:r>
               <w:rPr>
@@ -11618,9 +10792,6 @@
           <w:p>
             <w:pPr>
               <w:spacing w:before="30" w:after="30"/>
-              <w:rPr>
-                <w:rFonts w:hint="eastAsia"/>
-              </w:rPr>
             </w:pPr>
             <w:r>
               <w:rPr>
@@ -11752,9 +10923,6 @@
           <w:p>
             <w:pPr>
               <w:spacing w:before="30" w:after="30"/>
-              <w:rPr>
-                <w:rFonts w:hint="eastAsia"/>
-              </w:rPr>
             </w:pPr>
             <w:r>
               <w:rPr>
@@ -11778,9 +10946,6 @@
           <w:p>
             <w:pPr>
               <w:spacing w:before="30" w:after="30"/>
-              <w:rPr>
-                <w:rFonts w:hint="eastAsia"/>
-              </w:rPr>
             </w:pPr>
             <w:r>
               <w:rPr>
@@ -11853,9 +11018,6 @@
           <w:p>
             <w:pPr>
               <w:spacing w:before="30" w:after="30"/>
-              <w:rPr>
-                <w:rFonts w:hint="eastAsia"/>
-              </w:rPr>
             </w:pPr>
             <w:r>
               <w:rPr>
@@ -11887,9 +11049,6 @@
           <w:p>
             <w:pPr>
               <w:spacing w:before="30" w:after="30"/>
-              <w:rPr>
-                <w:rFonts w:hint="eastAsia"/>
-              </w:rPr>
             </w:pPr>
             <w:r>
               <w:rPr>
@@ -11961,9 +11120,6 @@
           <w:p>
             <w:pPr>
               <w:spacing w:before="30" w:after="30"/>
-              <w:rPr>
-                <w:rFonts w:hint="eastAsia"/>
-              </w:rPr>
             </w:pPr>
             <w:r>
               <w:rPr>
@@ -11993,9 +11149,6 @@
           <w:p>
             <w:pPr>
               <w:spacing w:before="30" w:after="30"/>
-              <w:rPr>
-                <w:rFonts w:hint="eastAsia"/>
-              </w:rPr>
             </w:pPr>
             <w:r>
               <w:rPr>
@@ -12068,9 +11221,6 @@
           <w:p>
             <w:pPr>
               <w:spacing w:before="30" w:after="30"/>
-              <w:rPr>
-                <w:rFonts w:hint="eastAsia"/>
-              </w:rPr>
             </w:pPr>
             <w:r>
               <w:rPr>
@@ -12101,9 +11251,6 @@
           <w:p>
             <w:pPr>
               <w:spacing w:before="30" w:after="30"/>
-              <w:rPr>
-                <w:rFonts w:hint="eastAsia"/>
-              </w:rPr>
             </w:pPr>
             <w:r>
               <w:rPr>
@@ -12193,9 +11340,6 @@
           <w:p>
             <w:pPr>
               <w:spacing w:before="30" w:after="30"/>
-              <w:rPr>
-                <w:rFonts w:hint="eastAsia"/>
-              </w:rPr>
             </w:pPr>
             <w:r>
               <w:rPr>
@@ -12225,9 +11369,6 @@
           <w:p>
             <w:pPr>
               <w:spacing w:before="30" w:after="30"/>
-              <w:rPr>
-                <w:rFonts w:hint="eastAsia"/>
-              </w:rPr>
             </w:pPr>
             <w:r>
               <w:rPr>
@@ -12342,9 +11483,6 @@
           <w:p>
             <w:pPr>
               <w:spacing w:before="30" w:after="30"/>
-              <w:rPr>
-                <w:rFonts w:hint="eastAsia"/>
-              </w:rPr>
             </w:pPr>
             <w:r>
               <w:rPr>
@@ -12375,9 +11513,6 @@
           <w:p>
             <w:pPr>
               <w:spacing w:before="30" w:after="30"/>
-              <w:rPr>
-                <w:rFonts w:hint="eastAsia"/>
-              </w:rPr>
             </w:pPr>
             <w:r>
               <w:rPr>
@@ -12485,9 +11620,6 @@
           <w:p>
             <w:pPr>
               <w:spacing w:before="30" w:after="30"/>
-              <w:rPr>
-                <w:rFonts w:hint="eastAsia"/>
-              </w:rPr>
             </w:pPr>
             <w:r>
               <w:rPr>
@@ -12523,9 +11655,6 @@
           <w:p>
             <w:pPr>
               <w:spacing w:before="30" w:after="30"/>
-              <w:rPr>
-                <w:rFonts w:hint="eastAsia"/>
-              </w:rPr>
             </w:pPr>
             <w:r>
               <w:rPr>
@@ -12622,9 +11751,6 @@
           <w:p>
             <w:pPr>
               <w:spacing w:before="30" w:after="30"/>
-              <w:rPr>
-                <w:rFonts w:hint="eastAsia"/>
-              </w:rPr>
             </w:pPr>
             <w:r>
               <w:rPr>
@@ -12649,9 +11775,6 @@
           <w:p>
             <w:pPr>
               <w:spacing w:before="30" w:after="30"/>
-              <w:rPr>
-                <w:rFonts w:hint="eastAsia"/>
-              </w:rPr>
             </w:pPr>
             <w:r>
               <w:rPr>
@@ -12729,9 +11852,6 @@
           <w:p>
             <w:pPr>
               <w:spacing w:before="30" w:after="30"/>
-              <w:rPr>
-                <w:rFonts w:hint="eastAsia"/>
-              </w:rPr>
             </w:pPr>
             <w:r>
               <w:rPr>
@@ -12755,9 +11875,6 @@
           <w:p>
             <w:pPr>
               <w:spacing w:before="30" w:after="30"/>
-              <w:rPr>
-                <w:rFonts w:hint="eastAsia"/>
-              </w:rPr>
             </w:pPr>
             <w:r>
               <w:rPr>
@@ -12880,17 +11997,11 @@
     <w:p>
       <w:pPr>
         <w:spacing w:after="20"/>
-        <w:rPr>
-          <w:rFonts w:hint="eastAsia"/>
-        </w:rPr>
       </w:pPr>
     </w:p>
     <w:p>
       <w:pPr>
         <w:ind w:firstLine="420"/>
-        <w:rPr>
-          <w:rFonts w:hint="eastAsia"/>
-        </w:rPr>
       </w:pPr>
       <w:r>
         <w:t>完成状态只以合并后的代码、</w:t>
@@ -12906,7 +12017,7 @@
       <w:pPr>
         <w:pStyle w:val="21"/>
       </w:pPr>
-      <w:bookmarkStart w:id="19" w:name="_Toc239682324"/>
+      <w:bookmarkStart w:id="19" w:name="_Toc239683020"/>
       <w:r>
         <w:t xml:space="preserve">9. </w:t>
       </w:r>
@@ -12918,9 +12029,6 @@
     <w:p>
       <w:pPr>
         <w:ind w:firstLine="420"/>
-        <w:rPr>
-          <w:rFonts w:hint="eastAsia"/>
-        </w:rPr>
       </w:pPr>
       <w:r>
         <w:t>每条</w:t>
@@ -12971,9 +12079,6 @@
     <w:p>
       <w:pPr>
         <w:ind w:firstLine="420"/>
-        <w:rPr>
-          <w:rFonts w:hint="eastAsia"/>
-        </w:rPr>
       </w:pPr>
       <w:r>
         <w:t>课程最终交付包含：每人独立</w:t>
@@ -12997,13 +12102,13 @@
         <w:t>，其</w:t>
       </w:r>
       <w:r>
-        <w:t xml:space="preserve"> 1/3</w:t>
+        <w:t xml:space="preserve"> 25%</w:t>
       </w:r>
       <w:r>
         <w:t>、</w:t>
       </w:r>
       <w:r>
-        <w:t xml:space="preserve">1/6 </w:t>
+        <w:t xml:space="preserve">18.75% </w:t>
       </w:r>
       <w:r>
         <w:t>是承接任务分配而非已验收贡献。</w:t>
@@ -13013,7 +12118,7 @@
       <w:pPr>
         <w:pStyle w:val="21"/>
       </w:pPr>
-      <w:bookmarkStart w:id="20" w:name="_Toc239682325"/>
+      <w:bookmarkStart w:id="20" w:name="_Toc239683021"/>
       <w:r>
         <w:t xml:space="preserve">10. </w:t>
       </w:r>
@@ -13056,9 +12161,6 @@
             <w:pPr>
               <w:keepNext/>
               <w:spacing w:before="30" w:after="30"/>
-              <w:rPr>
-                <w:rFonts w:hint="eastAsia"/>
-              </w:rPr>
             </w:pPr>
             <w:r>
               <w:rPr>
@@ -13086,9 +12188,6 @@
             <w:pPr>
               <w:keepNext/>
               <w:spacing w:before="30" w:after="30"/>
-              <w:rPr>
-                <w:rFonts w:hint="eastAsia"/>
-              </w:rPr>
             </w:pPr>
             <w:r>
               <w:rPr>
@@ -13116,9 +12215,6 @@
             <w:pPr>
               <w:keepNext/>
               <w:spacing w:before="30" w:after="30"/>
-              <w:rPr>
-                <w:rFonts w:hint="eastAsia"/>
-              </w:rPr>
             </w:pPr>
             <w:r>
               <w:rPr>
@@ -13150,9 +12246,6 @@
           <w:p>
             <w:pPr>
               <w:spacing w:before="30" w:after="30"/>
-              <w:rPr>
-                <w:rFonts w:hint="eastAsia"/>
-              </w:rPr>
             </w:pPr>
             <w:r>
               <w:rPr>
@@ -13176,9 +12269,6 @@
           <w:p>
             <w:pPr>
               <w:spacing w:before="30" w:after="30"/>
-              <w:rPr>
-                <w:rFonts w:hint="eastAsia"/>
-              </w:rPr>
             </w:pPr>
             <w:r>
               <w:rPr>
@@ -13202,9 +12292,6 @@
           <w:p>
             <w:pPr>
               <w:spacing w:before="30" w:after="30"/>
-              <w:rPr>
-                <w:rFonts w:hint="eastAsia"/>
-              </w:rPr>
             </w:pPr>
             <w:r>
               <w:rPr>
@@ -13265,9 +12352,6 @@
           <w:p>
             <w:pPr>
               <w:spacing w:before="30" w:after="30"/>
-              <w:rPr>
-                <w:rFonts w:hint="eastAsia"/>
-              </w:rPr>
             </w:pPr>
             <w:r>
               <w:rPr>
@@ -13305,9 +12389,6 @@
           <w:p>
             <w:pPr>
               <w:spacing w:before="30" w:after="30"/>
-              <w:rPr>
-                <w:rFonts w:hint="eastAsia"/>
-              </w:rPr>
             </w:pPr>
             <w:r>
               <w:rPr>
@@ -13344,9 +12425,6 @@
           <w:p>
             <w:pPr>
               <w:spacing w:before="30" w:after="30"/>
-              <w:rPr>
-                <w:rFonts w:hint="eastAsia"/>
-              </w:rPr>
             </w:pPr>
             <w:r>
               <w:rPr>
@@ -13394,9 +12472,6 @@
           <w:p>
             <w:pPr>
               <w:spacing w:before="30" w:after="30"/>
-              <w:rPr>
-                <w:rFonts w:hint="eastAsia"/>
-              </w:rPr>
             </w:pPr>
             <w:r>
               <w:rPr>
@@ -13426,9 +12501,6 @@
           <w:p>
             <w:pPr>
               <w:spacing w:before="30" w:after="30"/>
-              <w:rPr>
-                <w:rFonts w:hint="eastAsia"/>
-              </w:rPr>
             </w:pPr>
             <w:r>
               <w:rPr>
@@ -13452,9 +12524,6 @@
           <w:p>
             <w:pPr>
               <w:spacing w:before="30" w:after="30"/>
-              <w:rPr>
-                <w:rFonts w:hint="eastAsia"/>
-              </w:rPr>
             </w:pPr>
             <w:r>
               <w:rPr>
@@ -13503,9 +12572,6 @@
           <w:p>
             <w:pPr>
               <w:spacing w:before="30" w:after="30"/>
-              <w:rPr>
-                <w:rFonts w:hint="eastAsia"/>
-              </w:rPr>
             </w:pPr>
             <w:r>
               <w:rPr>
@@ -13536,9 +12602,6 @@
           <w:p>
             <w:pPr>
               <w:spacing w:before="30" w:after="30"/>
-              <w:rPr>
-                <w:rFonts w:hint="eastAsia"/>
-              </w:rPr>
             </w:pPr>
             <w:r>
               <w:rPr>
@@ -13563,9 +12626,6 @@
           <w:p>
             <w:pPr>
               <w:spacing w:before="30" w:after="30"/>
-              <w:rPr>
-                <w:rFonts w:hint="eastAsia"/>
-              </w:rPr>
             </w:pPr>
             <w:r>
               <w:rPr>
@@ -13607,9 +12667,6 @@
           <w:p>
             <w:pPr>
               <w:spacing w:before="30" w:after="30"/>
-              <w:rPr>
-                <w:rFonts w:hint="eastAsia"/>
-              </w:rPr>
             </w:pPr>
             <w:r>
               <w:rPr>
@@ -13639,9 +12696,6 @@
           <w:p>
             <w:pPr>
               <w:spacing w:before="30" w:after="30"/>
-              <w:rPr>
-                <w:rFonts w:hint="eastAsia"/>
-              </w:rPr>
             </w:pPr>
             <w:r>
               <w:rPr>
@@ -13677,9 +12731,6 @@
           <w:p>
             <w:pPr>
               <w:spacing w:before="30" w:after="30"/>
-              <w:rPr>
-                <w:rFonts w:hint="eastAsia"/>
-              </w:rPr>
             </w:pPr>
             <w:r>
               <w:rPr>
@@ -13706,16 +12757,13 @@
     <w:p>
       <w:pPr>
         <w:spacing w:after="20"/>
-        <w:rPr>
-          <w:rFonts w:hint="eastAsia"/>
-        </w:rPr>
       </w:pPr>
     </w:p>
     <w:p>
       <w:pPr>
         <w:pStyle w:val="21"/>
       </w:pPr>
-      <w:bookmarkStart w:id="21" w:name="_Toc239682326"/>
+      <w:bookmarkStart w:id="21" w:name="_Toc239683022"/>
       <w:r>
         <w:t xml:space="preserve">11. </w:t>
       </w:r>
@@ -13759,9 +12807,6 @@
             <w:pPr>
               <w:keepNext/>
               <w:spacing w:before="30" w:after="30"/>
-              <w:rPr>
-                <w:rFonts w:hint="eastAsia"/>
-              </w:rPr>
             </w:pPr>
             <w:r>
               <w:rPr>
@@ -13789,9 +12834,6 @@
             <w:pPr>
               <w:keepNext/>
               <w:spacing w:before="30" w:after="30"/>
-              <w:rPr>
-                <w:rFonts w:hint="eastAsia"/>
-              </w:rPr>
             </w:pPr>
             <w:r>
               <w:rPr>
@@ -13819,9 +12861,6 @@
             <w:pPr>
               <w:keepNext/>
               <w:spacing w:before="30" w:after="30"/>
-              <w:rPr>
-                <w:rFonts w:hint="eastAsia"/>
-              </w:rPr>
             </w:pPr>
             <w:r>
               <w:rPr>
@@ -13849,9 +12888,6 @@
             <w:pPr>
               <w:keepNext/>
               <w:spacing w:before="30" w:after="30"/>
-              <w:rPr>
-                <w:rFonts w:hint="eastAsia"/>
-              </w:rPr>
             </w:pPr>
             <w:r>
               <w:rPr>
@@ -13883,9 +12919,6 @@
           <w:p>
             <w:pPr>
               <w:spacing w:before="30" w:after="30"/>
-              <w:rPr>
-                <w:rFonts w:hint="eastAsia"/>
-              </w:rPr>
             </w:pPr>
             <w:r>
               <w:rPr>
@@ -13909,9 +12942,6 @@
           <w:p>
             <w:pPr>
               <w:spacing w:before="30" w:after="30"/>
-              <w:rPr>
-                <w:rFonts w:hint="eastAsia"/>
-              </w:rPr>
             </w:pPr>
             <w:r>
               <w:rPr>
@@ -13935,9 +12965,6 @@
           <w:p>
             <w:pPr>
               <w:spacing w:before="30" w:after="30"/>
-              <w:rPr>
-                <w:rFonts w:hint="eastAsia"/>
-              </w:rPr>
             </w:pPr>
             <w:r>
               <w:rPr>
@@ -13961,9 +12988,6 @@
           <w:p>
             <w:pPr>
               <w:spacing w:before="30" w:after="30"/>
-              <w:rPr>
-                <w:rFonts w:hint="eastAsia"/>
-              </w:rPr>
             </w:pPr>
             <w:r>
               <w:rPr>
@@ -13994,9 +13018,6 @@
           <w:p>
             <w:pPr>
               <w:spacing w:before="30" w:after="30"/>
-              <w:rPr>
-                <w:rFonts w:hint="eastAsia"/>
-              </w:rPr>
             </w:pPr>
             <w:r>
               <w:rPr>
@@ -14021,9 +13042,6 @@
           <w:p>
             <w:pPr>
               <w:spacing w:before="30" w:after="30"/>
-              <w:rPr>
-                <w:rFonts w:hint="eastAsia"/>
-              </w:rPr>
             </w:pPr>
             <w:r>
               <w:rPr>
@@ -14048,9 +13066,6 @@
           <w:p>
             <w:pPr>
               <w:spacing w:before="30" w:after="30"/>
-              <w:rPr>
-                <w:rFonts w:hint="eastAsia"/>
-              </w:rPr>
             </w:pPr>
             <w:r>
               <w:rPr>
@@ -14087,9 +13102,6 @@
           <w:p>
             <w:pPr>
               <w:spacing w:before="30" w:after="30"/>
-              <w:rPr>
-                <w:rFonts w:hint="eastAsia"/>
-              </w:rPr>
             </w:pPr>
             <w:r>
               <w:rPr>
@@ -14119,9 +13131,6 @@
           <w:p>
             <w:pPr>
               <w:spacing w:before="30" w:after="30"/>
-              <w:rPr>
-                <w:rFonts w:hint="eastAsia"/>
-              </w:rPr>
             </w:pPr>
             <w:r>
               <w:rPr>
@@ -14145,9 +13154,6 @@
           <w:p>
             <w:pPr>
               <w:spacing w:before="30" w:after="30"/>
-              <w:rPr>
-                <w:rFonts w:hint="eastAsia"/>
-              </w:rPr>
             </w:pPr>
             <w:r>
               <w:rPr>
@@ -14171,9 +13177,6 @@
           <w:p>
             <w:pPr>
               <w:spacing w:before="30" w:after="30"/>
-              <w:rPr>
-                <w:rFonts w:hint="eastAsia"/>
-              </w:rPr>
             </w:pPr>
             <w:r>
               <w:rPr>
@@ -14257,9 +13260,6 @@
           <w:p>
             <w:pPr>
               <w:spacing w:before="30" w:after="30"/>
-              <w:rPr>
-                <w:rFonts w:hint="eastAsia"/>
-              </w:rPr>
             </w:pPr>
             <w:r>
               <w:rPr>
@@ -14290,9 +13290,6 @@
           <w:p>
             <w:pPr>
               <w:spacing w:before="30" w:after="30"/>
-              <w:rPr>
-                <w:rFonts w:hint="eastAsia"/>
-              </w:rPr>
             </w:pPr>
             <w:r>
               <w:rPr>
@@ -14317,9 +13314,6 @@
           <w:p>
             <w:pPr>
               <w:spacing w:before="30" w:after="30"/>
-              <w:rPr>
-                <w:rFonts w:hint="eastAsia"/>
-              </w:rPr>
             </w:pPr>
             <w:r>
               <w:rPr>
@@ -14344,9 +13338,6 @@
           <w:p>
             <w:pPr>
               <w:spacing w:before="30" w:after="30"/>
-              <w:rPr>
-                <w:rFonts w:hint="eastAsia"/>
-              </w:rPr>
             </w:pPr>
             <w:r>
               <w:rPr>
@@ -14395,9 +13386,6 @@
           <w:p>
             <w:pPr>
               <w:spacing w:before="30" w:after="30"/>
-              <w:rPr>
-                <w:rFonts w:hint="eastAsia"/>
-              </w:rPr>
             </w:pPr>
             <w:r>
               <w:rPr>
@@ -14412,9 +13400,6 @@
     <w:p>
       <w:pPr>
         <w:spacing w:after="20"/>
-        <w:rPr>
-          <w:rFonts w:hint="eastAsia"/>
-        </w:rPr>
       </w:pPr>
     </w:p>
     <w:sectPr>
@@ -14435,9 +13420,6 @@
     <w:p>
       <w:pPr>
         <w:spacing w:after="0" w:line="240" w:lineRule="auto"/>
-        <w:rPr>
-          <w:rFonts w:hint="eastAsia"/>
-        </w:rPr>
       </w:pPr>
       <w:r>
         <w:separator/>
@@ -14448,9 +13430,6 @@
     <w:p>
       <w:pPr>
         <w:spacing w:after="0" w:line="240" w:lineRule="auto"/>
-        <w:rPr>
-          <w:rFonts w:hint="eastAsia"/>
-        </w:rPr>
       </w:pPr>
       <w:r>
         <w:continuationSeparator/>
@@ -14465,9 +13444,6 @@
   <w:p>
     <w:pPr>
       <w:pStyle w:val="a7"/>
-      <w:rPr>
-        <w:rFonts w:hint="eastAsia"/>
-      </w:rPr>
     </w:pPr>
   </w:p>
   <w:tbl>
@@ -14490,11 +13466,6 @@
           <w:tcW w:w="4677" w:type="dxa"/>
         </w:tcPr>
         <w:p>
-          <w:pPr>
-            <w:rPr>
-              <w:rFonts w:hint="eastAsia"/>
-            </w:rPr>
-          </w:pPr>
           <w:r>
             <w:rPr>
               <w:color w:val="5D6975"/>
@@ -14518,9 +13489,6 @@
         <w:p>
           <w:pPr>
             <w:jc w:val="right"/>
-            <w:rPr>
-              <w:rFonts w:hint="eastAsia"/>
-            </w:rPr>
           </w:pPr>
           <w:r>
             <w:rPr>
@@ -14584,9 +13552,6 @@
     <w:p>
       <w:pPr>
         <w:spacing w:after="0" w:line="240" w:lineRule="auto"/>
-        <w:rPr>
-          <w:rFonts w:hint="eastAsia"/>
-        </w:rPr>
       </w:pPr>
       <w:r>
         <w:separator/>
@@ -14597,9 +13562,6 @@
     <w:p>
       <w:pPr>
         <w:spacing w:after="0" w:line="240" w:lineRule="auto"/>
-        <w:rPr>
-          <w:rFonts w:hint="eastAsia"/>
-        </w:rPr>
       </w:pPr>
       <w:r>
         <w:continuationSeparator/>
@@ -14615,9 +13577,6 @@
     <w:pPr>
       <w:pStyle w:val="a5"/>
       <w:jc w:val="right"/>
-      <w:rPr>
-        <w:rFonts w:hint="eastAsia"/>
-      </w:rPr>
     </w:pPr>
     <w:r>
       <w:rPr>
@@ -14844,31 +13803,31 @@
       </w:rPr>
     </w:lvl>
   </w:abstractNum>
-  <w:num w:numId="1" w16cid:durableId="2018266099">
+  <w:num w:numId="1" w16cid:durableId="880828940">
     <w:abstractNumId w:val="8"/>
   </w:num>
-  <w:num w:numId="2" w16cid:durableId="305549914">
+  <w:num w:numId="2" w16cid:durableId="740521739">
     <w:abstractNumId w:val="6"/>
   </w:num>
-  <w:num w:numId="3" w16cid:durableId="637539666">
+  <w:num w:numId="3" w16cid:durableId="1937595840">
     <w:abstractNumId w:val="5"/>
   </w:num>
-  <w:num w:numId="4" w16cid:durableId="1916621334">
+  <w:num w:numId="4" w16cid:durableId="1107891541">
     <w:abstractNumId w:val="4"/>
   </w:num>
-  <w:num w:numId="5" w16cid:durableId="585649636">
+  <w:num w:numId="5" w16cid:durableId="743257039">
     <w:abstractNumId w:val="7"/>
   </w:num>
-  <w:num w:numId="6" w16cid:durableId="1571037134">
+  <w:num w:numId="6" w16cid:durableId="1973438599">
     <w:abstractNumId w:val="3"/>
   </w:num>
-  <w:num w:numId="7" w16cid:durableId="665473717">
+  <w:num w:numId="7" w16cid:durableId="2054885630">
     <w:abstractNumId w:val="2"/>
   </w:num>
-  <w:num w:numId="8" w16cid:durableId="743377818">
+  <w:num w:numId="8" w16cid:durableId="88353349">
     <w:abstractNumId w:val="1"/>
   </w:num>
-  <w:num w:numId="9" w16cid:durableId="1689256604">
+  <w:num w:numId="9" w16cid:durableId="1181968642">
     <w:abstractNumId w:val="0"/>
   </w:num>
 </w:numbering>
@@ -26258,7 +25217,7 @@
     <w:autoRedefine/>
     <w:uiPriority w:val="39"/>
     <w:unhideWhenUsed/>
-    <w:rsid w:val="00023FB8"/>
+    <w:rsid w:val="006043B1"/>
     <w:pPr>
       <w:ind w:leftChars="200" w:left="420"/>
     </w:pPr>
@@ -26270,7 +25229,7 @@
     <w:autoRedefine/>
     <w:uiPriority w:val="39"/>
     <w:unhideWhenUsed/>
-    <w:rsid w:val="00023FB8"/>
+    <w:rsid w:val="006043B1"/>
     <w:pPr>
       <w:ind w:leftChars="400" w:left="840"/>
     </w:pPr>
@@ -26280,7 +25239,7 @@
     <w:basedOn w:val="a2"/>
     <w:uiPriority w:val="99"/>
     <w:unhideWhenUsed/>
-    <w:rsid w:val="00023FB8"/>
+    <w:rsid w:val="006043B1"/>
     <w:rPr>
       <w:color w:val="0000FF" w:themeColor="hyperlink"/>
       <w:u w:val="single"/>
